--- a/Coding 2 - year/Unit 5 - Sorting Searching & Recursion/Daily Lesson Plans/Word/Day 21.docx
+++ b/Coding 2 - year/Unit 5 - Sorting Searching & Recursion/Daily Lesson Plans/Word/Day 21.docx
@@ -50,12 +50,15 @@
               </w:rPr>
               <w:t xml:space="preserve">Coding II — Full Year</w:t>
             </w:r>
-          </w:p>
-          <w:p>
-            <w:pPr>
-              <w:spacing w:before="40"/>
-              <w:jc w:val="center"/>
-            </w:pPr>
+            <w:r>
+              <w:rPr>
+                <w:rFonts w:ascii="Arial" w:cs="Arial" w:eastAsia="Arial" w:hAnsi="Arial"/>
+                <w:sz w:val="16"/>
+                <w:szCs w:val="16"/>
+              </w:rPr>
+              <w:br/>
+              <w:t xml:space="preserve"/>
+            </w:r>
             <w:r>
               <w:rPr>
                 <w:rFonts w:ascii="Arial" w:cs="Arial" w:eastAsia="Arial" w:hAnsi="Arial"/>
@@ -83,7 +86,7 @@
           <w:rFonts w:ascii="Arial" w:cs="Arial" w:eastAsia="Arial" w:hAnsi="Arial"/>
           <w:b/>
           <w:bCs/>
-          <w:color w:val="0D3B1F"/>
+          <w:color w:val="1B7A4A"/>
           <w:sz w:val="32"/>
           <w:szCs w:val="32"/>
         </w:rPr>
@@ -261,9 +264,9 @@
               <w:right w:val="single" w:color="CCCCCC" w:sz="1"/>
             </w:tcBorders>
             <w:tcMar>
-              <w:top w:type="dxa" w:w="60"/>
+              <w:top w:type="dxa" w:w="80"/>
               <w:left w:type="dxa" w:w="120"/>
-              <w:bottom w:type="dxa" w:w="60"/>
+              <w:bottom w:type="dxa" w:w="80"/>
               <w:right w:type="dxa" w:w="120"/>
             </w:tcMar>
           </w:tcPr>
@@ -290,20 +293,213 @@
               <w:right w:val="single" w:color="CCCCCC" w:sz="1"/>
             </w:tcBorders>
             <w:tcMar>
-              <w:top w:type="dxa" w:w="60"/>
+              <w:top w:type="dxa" w:w="80"/>
               <w:left w:type="dxa" w:w="120"/>
-              <w:bottom w:type="dxa" w:w="60"/>
+              <w:bottom w:type="dxa" w:w="80"/>
               <w:right w:type="dxa" w:w="120"/>
             </w:tcMar>
           </w:tcPr>
           <w:p>
-            <w:r>
-              <w:rPr>
-                <w:rFonts w:ascii="Arial" w:cs="Arial" w:eastAsia="Arial" w:hAnsi="Arial"/>
-                <w:sz w:val="20"/>
-                <w:szCs w:val="20"/>
+            <w:pPr>
+              <w:spacing w:after="80" w:before="80"/>
+            </w:pPr>
+            <w:r>
+              <w:rPr>
+                <w:rFonts w:ascii="Arial" w:cs="Arial" w:eastAsia="Arial" w:hAnsi="Arial"/>
+                <w:b/>
+                <w:bCs/>
+                <w:i w:val="false"/>
+                <w:iCs w:val="false"/>
+                <w:color w:val="000000"/>
+                <w:sz w:val="22"/>
+                <w:szCs w:val="22"/>
               </w:rPr>
               <w:t xml:space="preserve">Bell Ringer / Review</w:t>
+            </w:r>
+            <w:r>
+              <w:rPr>
+                <w:rFonts w:ascii="Arial" w:cs="Arial" w:eastAsia="Arial" w:hAnsi="Arial"/>
+                <w:sz w:val="20"/>
+                <w:szCs w:val="20"/>
+              </w:rPr>
+              <w:br/>
+              <w:t xml:space="preserve"/>
+            </w:r>
+            <w:r>
+              <w:rPr>
+                <w:rFonts w:ascii="Arial" w:cs="Arial" w:eastAsia="Arial" w:hAnsi="Arial"/>
+                <w:sz w:val="20"/>
+                <w:szCs w:val="20"/>
+              </w:rPr>
+              <w:br/>
+              <w:t xml:space="preserve"/>
+            </w:r>
+            <w:r>
+              <w:rPr>
+                <w:rFonts w:ascii="Arial" w:cs="Arial" w:eastAsia="Arial" w:hAnsi="Arial"/>
+                <w:b/>
+                <w:bCs/>
+                <w:i w:val="false"/>
+                <w:iCs w:val="false"/>
+                <w:color w:val="000000"/>
+                <w:sz w:val="20"/>
+                <w:szCs w:val="20"/>
+              </w:rPr>
+              <w:t xml:space="preserve">Quick Write </w:t>
+            </w:r>
+            <w:r>
+              <w:rPr>
+                <w:rFonts w:ascii="Arial" w:cs="Arial" w:eastAsia="Arial" w:hAnsi="Arial"/>
+                <w:b w:val="false"/>
+                <w:bCs w:val="false"/>
+                <w:i w:val="false"/>
+                <w:iCs w:val="false"/>
+                <w:color w:val="000000"/>
+                <w:sz w:val="20"/>
+                <w:szCs w:val="20"/>
+              </w:rPr>
+              <w:t xml:space="preserve">(3 min — written or verbal):</w:t>
+            </w:r>
+            <w:r>
+              <w:rPr>
+                <w:rFonts w:ascii="Arial" w:cs="Arial" w:eastAsia="Arial" w:hAnsi="Arial"/>
+                <w:sz w:val="20"/>
+                <w:szCs w:val="20"/>
+              </w:rPr>
+              <w:br/>
+              <w:t xml:space="preserve"/>
+            </w:r>
+            <w:r>
+              <w:rPr>
+                <w:rFonts w:ascii="Arial" w:cs="Arial" w:eastAsia="Arial" w:hAnsi="Arial"/>
+                <w:b w:val="false"/>
+                <w:bCs w:val="false"/>
+                <w:i w:val="false"/>
+                <w:iCs w:val="false"/>
+                <w:color w:val="000000"/>
+                <w:sz w:val="20"/>
+                <w:szCs w:val="20"/>
+              </w:rPr>
+              <w:t xml:space="preserve">    In your own words: Choose the right algorithm for any sorting/searching problem and justify my choice?</w:t>
+            </w:r>
+            <w:r>
+              <w:rPr>
+                <w:rFonts w:ascii="Arial" w:cs="Arial" w:eastAsia="Arial" w:hAnsi="Arial"/>
+                <w:sz w:val="20"/>
+                <w:szCs w:val="20"/>
+              </w:rPr>
+              <w:br/>
+              <w:t xml:space="preserve"/>
+            </w:r>
+            <w:r>
+              <w:rPr>
+                <w:rFonts w:ascii="Arial" w:cs="Arial" w:eastAsia="Arial" w:hAnsi="Arial"/>
+                <w:sz w:val="20"/>
+                <w:szCs w:val="20"/>
+              </w:rPr>
+              <w:br/>
+              <w:t xml:space="preserve"/>
+            </w:r>
+            <w:r>
+              <w:rPr>
+                <w:rFonts w:ascii="Arial" w:cs="Arial" w:eastAsia="Arial" w:hAnsi="Arial"/>
+                <w:b/>
+                <w:bCs/>
+                <w:i w:val="false"/>
+                <w:iCs w:val="false"/>
+                <w:color w:val="000000"/>
+                <w:sz w:val="20"/>
+                <w:szCs w:val="20"/>
+              </w:rPr>
+              <w:t xml:space="preserve">Vocabulary Preview — </w:t>
+            </w:r>
+            <w:r>
+              <w:rPr>
+                <w:rFonts w:ascii="Arial" w:cs="Arial" w:eastAsia="Arial" w:hAnsi="Arial"/>
+                <w:b w:val="false"/>
+                <w:bCs w:val="false"/>
+                <w:i w:val="false"/>
+                <w:iCs w:val="false"/>
+                <w:color w:val="000000"/>
+                <w:sz w:val="20"/>
+                <w:szCs w:val="20"/>
+              </w:rPr>
+              <w:t xml:space="preserve">terms we'll use today:</w:t>
+            </w:r>
+            <w:r>
+              <w:rPr>
+                <w:rFonts w:ascii="Arial" w:cs="Arial" w:eastAsia="Arial" w:hAnsi="Arial"/>
+                <w:sz w:val="20"/>
+                <w:szCs w:val="20"/>
+              </w:rPr>
+              <w:br/>
+              <w:t xml:space="preserve"/>
+            </w:r>
+            <w:r>
+              <w:rPr>
+                <w:rFonts w:ascii="Arial" w:cs="Arial" w:eastAsia="Arial" w:hAnsi="Arial"/>
+                <w:b w:val="false"/>
+                <w:bCs w:val="false"/>
+                <w:i w:val="false"/>
+                <w:iCs w:val="false"/>
+                <w:color w:val="000000"/>
+                <w:sz w:val="20"/>
+                <w:szCs w:val="20"/>
+              </w:rPr>
+              <w:t xml:space="preserve">    • Comprehensive Algorithm Comparison   •   Decision Tree for Sorting</w:t>
+            </w:r>
+            <w:r>
+              <w:rPr>
+                <w:rFonts w:ascii="Arial" w:cs="Arial" w:eastAsia="Arial" w:hAnsi="Arial"/>
+                <w:sz w:val="20"/>
+                <w:szCs w:val="20"/>
+              </w:rPr>
+              <w:br/>
+              <w:t xml:space="preserve"/>
+            </w:r>
+            <w:r>
+              <w:rPr>
+                <w:rFonts w:ascii="Arial" w:cs="Arial" w:eastAsia="Arial" w:hAnsi="Arial"/>
+                <w:sz w:val="20"/>
+                <w:szCs w:val="20"/>
+              </w:rPr>
+              <w:br/>
+              <w:t xml:space="preserve"/>
+            </w:r>
+            <w:r>
+              <w:rPr>
+                <w:rFonts w:ascii="Arial" w:cs="Arial" w:eastAsia="Arial" w:hAnsi="Arial"/>
+                <w:b w:val="false"/>
+                <w:bCs w:val="false"/>
+                <w:i/>
+                <w:iCs/>
+                <w:color w:val="444444"/>
+                <w:sz w:val="20"/>
+                <w:szCs w:val="20"/>
+              </w:rPr>
+              <w:t xml:space="preserve">Today's Goal: By the end of class you will be able to choose the right algorithm for any sorting/searching problem and justify my choice.</w:t>
+            </w:r>
+            <w:r>
+              <w:rPr>
+                <w:rFonts w:ascii="Arial" w:cs="Arial" w:eastAsia="Arial" w:hAnsi="Arial"/>
+                <w:sz w:val="20"/>
+                <w:szCs w:val="20"/>
+              </w:rPr>
+              <w:br/>
+              <w:t xml:space="preserve"/>
+            </w:r>
+            <w:r>
+              <w:rPr>
+                <w:rFonts w:ascii="Arial" w:cs="Arial" w:eastAsia="Arial" w:hAnsi="Arial"/>
+                <w:b w:val="false"/>
+                <w:bCs w:val="false"/>
+                <w:i/>
+                <w:iCs/>
+                <w:color w:val="555555"/>
+                <w:sz w:val="20"/>
+                <w:szCs w:val="20"/>
+              </w:rPr>
+              <w:t xml:space="preserve">→ Pair-share your response, then 2–3 students share with the class.</w:t>
             </w:r>
           </w:p>
         </w:tc>
@@ -319,9 +515,9 @@
               <w:right w:val="single" w:color="CCCCCC" w:sz="1"/>
             </w:tcBorders>
             <w:tcMar>
-              <w:top w:type="dxa" w:w="60"/>
+              <w:top w:type="dxa" w:w="80"/>
               <w:left w:type="dxa" w:w="120"/>
-              <w:bottom w:type="dxa" w:w="60"/>
+              <w:bottom w:type="dxa" w:w="80"/>
               <w:right w:type="dxa" w:w="120"/>
             </w:tcMar>
           </w:tcPr>
@@ -348,20 +544,239 @@
               <w:right w:val="single" w:color="CCCCCC" w:sz="1"/>
             </w:tcBorders>
             <w:tcMar>
-              <w:top w:type="dxa" w:w="60"/>
+              <w:top w:type="dxa" w:w="80"/>
               <w:left w:type="dxa" w:w="120"/>
-              <w:bottom w:type="dxa" w:w="60"/>
+              <w:bottom w:type="dxa" w:w="80"/>
               <w:right w:type="dxa" w:w="120"/>
             </w:tcMar>
           </w:tcPr>
           <w:p>
-            <w:r>
-              <w:rPr>
-                <w:rFonts w:ascii="Arial" w:cs="Arial" w:eastAsia="Arial" w:hAnsi="Arial"/>
-                <w:sz w:val="20"/>
-                <w:szCs w:val="20"/>
-              </w:rPr>
-              <w:t xml:space="preserve">Mini Lesson: Algorithm Comparison &amp; Selection Guide</w:t>
+            <w:pPr>
+              <w:spacing w:after="80" w:before="80"/>
+            </w:pPr>
+            <w:r>
+              <w:rPr>
+                <w:rFonts w:ascii="Arial" w:cs="Arial" w:eastAsia="Arial" w:hAnsi="Arial"/>
+                <w:b/>
+                <w:bCs/>
+                <w:i w:val="false"/>
+                <w:iCs w:val="false"/>
+                <w:color w:val="000000"/>
+                <w:sz w:val="22"/>
+                <w:szCs w:val="22"/>
+              </w:rPr>
+              <w:t xml:space="preserve">Mini Lesson: </w:t>
+            </w:r>
+            <w:r>
+              <w:rPr>
+                <w:rFonts w:ascii="Arial" w:cs="Arial" w:eastAsia="Arial" w:hAnsi="Arial"/>
+                <w:b w:val="false"/>
+                <w:bCs w:val="false"/>
+                <w:i w:val="false"/>
+                <w:iCs w:val="false"/>
+                <w:color w:val="000000"/>
+                <w:sz w:val="22"/>
+                <w:szCs w:val="22"/>
+              </w:rPr>
+              <w:t xml:space="preserve">Algorithm Comparison &amp; Selection Guide</w:t>
+            </w:r>
+            <w:r>
+              <w:rPr>
+                <w:rFonts w:ascii="Arial" w:cs="Arial" w:eastAsia="Arial" w:hAnsi="Arial"/>
+                <w:sz w:val="20"/>
+                <w:szCs w:val="20"/>
+              </w:rPr>
+              <w:br/>
+              <w:t xml:space="preserve"/>
+            </w:r>
+            <w:r>
+              <w:rPr>
+                <w:rFonts w:ascii="Arial" w:cs="Arial" w:eastAsia="Arial" w:hAnsi="Arial"/>
+                <w:sz w:val="20"/>
+                <w:szCs w:val="20"/>
+              </w:rPr>
+              <w:br/>
+              <w:t xml:space="preserve"/>
+            </w:r>
+            <w:r>
+              <w:rPr>
+                <w:rFonts w:ascii="Arial" w:cs="Arial" w:eastAsia="Arial" w:hAnsi="Arial"/>
+                <w:b/>
+                <w:bCs/>
+                <w:i/>
+                <w:iCs/>
+                <w:color w:val="000000"/>
+                <w:sz w:val="20"/>
+                <w:szCs w:val="20"/>
+              </w:rPr>
+              <w:t xml:space="preserve">Learning Target: </w:t>
+            </w:r>
+            <w:r>
+              <w:rPr>
+                <w:rFonts w:ascii="Arial" w:cs="Arial" w:eastAsia="Arial" w:hAnsi="Arial"/>
+                <w:b w:val="false"/>
+                <w:bCs w:val="false"/>
+                <w:i/>
+                <w:iCs/>
+                <w:color w:val="333333"/>
+                <w:sz w:val="20"/>
+                <w:szCs w:val="20"/>
+              </w:rPr>
+              <w:t xml:space="preserve">I can choose the right algorithm for any sorting/searching problem and justify my choice.</w:t>
+            </w:r>
+            <w:r>
+              <w:rPr>
+                <w:rFonts w:ascii="Arial" w:cs="Arial" w:eastAsia="Arial" w:hAnsi="Arial"/>
+                <w:sz w:val="20"/>
+                <w:szCs w:val="20"/>
+              </w:rPr>
+              <w:br/>
+              <w:t xml:space="preserve"/>
+            </w:r>
+            <w:r>
+              <w:rPr>
+                <w:rFonts w:ascii="Arial" w:cs="Arial" w:eastAsia="Arial" w:hAnsi="Arial"/>
+                <w:sz w:val="20"/>
+                <w:szCs w:val="20"/>
+              </w:rPr>
+              <w:br/>
+              <w:t xml:space="preserve"/>
+            </w:r>
+            <w:r>
+              <w:rPr>
+                <w:rFonts w:ascii="Arial" w:cs="Arial" w:eastAsia="Arial" w:hAnsi="Arial"/>
+                <w:b w:val="false"/>
+                <w:bCs w:val="false"/>
+                <w:i w:val="false"/>
+                <w:iCs w:val="false"/>
+                <w:color w:val="000000"/>
+                <w:sz w:val="20"/>
+                <w:szCs w:val="20"/>
+              </w:rPr>
+              <w:t xml:space="preserve">Comprehensive Algorithm Comparison:</w:t>
+            </w:r>
+            <w:r>
+              <w:rPr>
+                <w:rFonts w:ascii="Arial" w:cs="Arial" w:eastAsia="Arial" w:hAnsi="Arial"/>
+                <w:sz w:val="20"/>
+                <w:szCs w:val="20"/>
+              </w:rPr>
+              <w:br/>
+              <w:t xml:space="preserve"/>
+            </w:r>
+            <w:r>
+              <w:rPr>
+                <w:rFonts w:ascii="Arial" w:cs="Arial" w:eastAsia="Arial" w:hAnsi="Arial"/>
+                <w:sz w:val="20"/>
+                <w:szCs w:val="20"/>
+              </w:rPr>
+              <w:br/>
+              <w:t xml:space="preserve"/>
+            </w:r>
+            <w:r>
+              <w:rPr>
+                <w:rFonts w:ascii="Arial" w:cs="Arial" w:eastAsia="Arial" w:hAnsi="Arial"/>
+                <w:b/>
+                <w:bCs/>
+                <w:i w:val="false"/>
+                <w:iCs w:val="false"/>
+                <w:color w:val="000000"/>
+                <w:sz w:val="20"/>
+                <w:szCs w:val="20"/>
+              </w:rPr>
+              <w:t xml:space="preserve">Vocabulary: </w:t>
+            </w:r>
+            <w:r>
+              <w:rPr>
+                <w:rFonts w:ascii="Arial" w:cs="Arial" w:eastAsia="Arial" w:hAnsi="Arial"/>
+                <w:b w:val="false"/>
+                <w:bCs w:val="false"/>
+                <w:i w:val="false"/>
+                <w:iCs w:val="false"/>
+                <w:color w:val="000000"/>
+                <w:sz w:val="20"/>
+                <w:szCs w:val="20"/>
+              </w:rPr>
+              <w:t xml:space="preserve">Comprehensive Algorithm Comparison, Decision Tree for Sorting</w:t>
+            </w:r>
+            <w:r>
+              <w:rPr>
+                <w:rFonts w:ascii="Arial" w:cs="Arial" w:eastAsia="Arial" w:hAnsi="Arial"/>
+                <w:sz w:val="20"/>
+                <w:szCs w:val="20"/>
+              </w:rPr>
+              <w:br/>
+              <w:t xml:space="preserve"/>
+            </w:r>
+            <w:r>
+              <w:rPr>
+                <w:rFonts w:ascii="Arial" w:cs="Arial" w:eastAsia="Arial" w:hAnsi="Arial"/>
+                <w:sz w:val="20"/>
+                <w:szCs w:val="20"/>
+              </w:rPr>
+              <w:br/>
+              <w:t xml:space="preserve"/>
+            </w:r>
+            <w:r>
+              <w:rPr>
+                <w:rFonts w:ascii="Arial" w:cs="Arial" w:eastAsia="Arial" w:hAnsi="Arial"/>
+                <w:b/>
+                <w:bCs/>
+                <w:i/>
+                <w:iCs/>
+                <w:color w:val="555555"/>
+                <w:sz w:val="20"/>
+                <w:szCs w:val="20"/>
+              </w:rPr>
+              <w:t xml:space="preserve">→ Live Demo — </w:t>
+            </w:r>
+            <w:r>
+              <w:rPr>
+                <w:rFonts w:ascii="Arial" w:cs="Arial" w:eastAsia="Arial" w:hAnsi="Arial"/>
+                <w:b w:val="false"/>
+                <w:bCs w:val="false"/>
+                <w:i/>
+                <w:iCs/>
+                <w:color w:val="555555"/>
+                <w:sz w:val="20"/>
+                <w:szCs w:val="20"/>
+              </w:rPr>
+              <w:t xml:space="preserve">type examples as students follow along in their own editor.</w:t>
+            </w:r>
+            <w:r>
+              <w:rPr>
+                <w:rFonts w:ascii="Arial" w:cs="Arial" w:eastAsia="Arial" w:hAnsi="Arial"/>
+                <w:sz w:val="20"/>
+                <w:szCs w:val="20"/>
+              </w:rPr>
+              <w:br/>
+              <w:t xml:space="preserve"/>
+            </w:r>
+            <w:r>
+              <w:rPr>
+                <w:rFonts w:ascii="Arial" w:cs="Arial" w:eastAsia="Arial" w:hAnsi="Arial"/>
+                <w:b/>
+                <w:bCs/>
+                <w:i/>
+                <w:iCs/>
+                <w:color w:val="555555"/>
+                <w:sz w:val="20"/>
+                <w:szCs w:val="20"/>
+              </w:rPr>
+              <w:t xml:space="preserve">→ Check for Understanding: </w:t>
+            </w:r>
+            <w:r>
+              <w:rPr>
+                <w:rFonts w:ascii="Arial" w:cs="Arial" w:eastAsia="Arial" w:hAnsi="Arial"/>
+                <w:b w:val="false"/>
+                <w:bCs w:val="false"/>
+                <w:i/>
+                <w:iCs/>
+                <w:color w:val="555555"/>
+                <w:sz w:val="20"/>
+                <w:szCs w:val="20"/>
+              </w:rPr>
+              <w:t xml:space="preserve">pause and cold-call: “Can someone explain what we just did in their own words?”</w:t>
             </w:r>
           </w:p>
         </w:tc>
@@ -377,9 +792,9 @@
               <w:right w:val="single" w:color="CCCCCC" w:sz="1"/>
             </w:tcBorders>
             <w:tcMar>
-              <w:top w:type="dxa" w:w="60"/>
+              <w:top w:type="dxa" w:w="80"/>
               <w:left w:type="dxa" w:w="120"/>
-              <w:bottom w:type="dxa" w:w="60"/>
+              <w:bottom w:type="dxa" w:w="80"/>
               <w:right w:type="dxa" w:w="120"/>
             </w:tcMar>
           </w:tcPr>
@@ -406,20 +821,90 @@
               <w:right w:val="single" w:color="CCCCCC" w:sz="1"/>
             </w:tcBorders>
             <w:tcMar>
-              <w:top w:type="dxa" w:w="60"/>
+              <w:top w:type="dxa" w:w="80"/>
               <w:left w:type="dxa" w:w="120"/>
-              <w:bottom w:type="dxa" w:w="60"/>
+              <w:bottom w:type="dxa" w:w="80"/>
               <w:right w:type="dxa" w:w="120"/>
             </w:tcMar>
           </w:tcPr>
           <w:p>
-            <w:r>
-              <w:rPr>
-                <w:rFonts w:ascii="Arial" w:cs="Arial" w:eastAsia="Arial" w:hAnsi="Arial"/>
-                <w:sz w:val="20"/>
-                <w:szCs w:val="20"/>
+            <w:pPr>
+              <w:spacing w:after="80" w:before="80"/>
+            </w:pPr>
+            <w:r>
+              <w:rPr>
+                <w:rFonts w:ascii="Arial" w:cs="Arial" w:eastAsia="Arial" w:hAnsi="Arial"/>
+                <w:b/>
+                <w:bCs/>
+                <w:i w:val="false"/>
+                <w:iCs w:val="false"/>
+                <w:color w:val="000000"/>
+                <w:sz w:val="22"/>
+                <w:szCs w:val="22"/>
               </w:rPr>
               <w:t xml:space="preserve">Guided Practice</w:t>
+            </w:r>
+            <w:r>
+              <w:rPr>
+                <w:rFonts w:ascii="Arial" w:cs="Arial" w:eastAsia="Arial" w:hAnsi="Arial"/>
+                <w:sz w:val="20"/>
+                <w:szCs w:val="20"/>
+              </w:rPr>
+              <w:br/>
+              <w:t xml:space="preserve"/>
+            </w:r>
+            <w:r>
+              <w:rPr>
+                <w:rFonts w:ascii="Arial" w:cs="Arial" w:eastAsia="Arial" w:hAnsi="Arial"/>
+                <w:sz w:val="20"/>
+                <w:szCs w:val="20"/>
+              </w:rPr>
+              <w:br/>
+              <w:t xml:space="preserve"/>
+            </w:r>
+            <w:r>
+              <w:rPr>
+                <w:rFonts w:ascii="Arial" w:cs="Arial" w:eastAsia="Arial" w:hAnsi="Arial"/>
+                <w:b w:val="false"/>
+                <w:bCs w:val="false"/>
+                <w:i w:val="false"/>
+                <w:iCs w:val="false"/>
+                <w:color w:val="000000"/>
+                <w:sz w:val="20"/>
+                <w:szCs w:val="20"/>
+              </w:rPr>
+              <w:t xml:space="preserve">Activity 1: Decision Matrix</w:t>
+            </w:r>
+            <w:r>
+              <w:rPr>
+                <w:rFonts w:ascii="Arial" w:cs="Arial" w:eastAsia="Arial" w:hAnsi="Arial"/>
+                <w:sz w:val="20"/>
+                <w:szCs w:val="20"/>
+              </w:rPr>
+              <w:br/>
+              <w:t xml:space="preserve"/>
+            </w:r>
+            <w:r>
+              <w:rPr>
+                <w:rFonts w:ascii="Arial" w:cs="Arial" w:eastAsia="Arial" w:hAnsi="Arial"/>
+                <w:sz w:val="20"/>
+                <w:szCs w:val="20"/>
+              </w:rPr>
+              <w:br/>
+              <w:t xml:space="preserve"/>
+            </w:r>
+            <w:r>
+              <w:rPr>
+                <w:rFonts w:ascii="Arial" w:cs="Arial" w:eastAsia="Arial" w:hAnsi="Arial"/>
+                <w:b w:val="false"/>
+                <w:bCs w:val="false"/>
+                <w:i/>
+                <w:iCs/>
+                <w:color w:val="555555"/>
+                <w:sz w:val="20"/>
+                <w:szCs w:val="20"/>
+              </w:rPr>
+              <w:t xml:space="preserve">→ Teacher models — students try alongside, then compare results.</w:t>
             </w:r>
           </w:p>
         </w:tc>
@@ -435,9 +920,9 @@
               <w:right w:val="single" w:color="CCCCCC" w:sz="1"/>
             </w:tcBorders>
             <w:tcMar>
-              <w:top w:type="dxa" w:w="60"/>
+              <w:top w:type="dxa" w:w="80"/>
               <w:left w:type="dxa" w:w="120"/>
-              <w:bottom w:type="dxa" w:w="60"/>
+              <w:bottom w:type="dxa" w:w="80"/>
               <w:right w:type="dxa" w:w="120"/>
             </w:tcMar>
           </w:tcPr>
@@ -450,7 +935,7 @@
                 <w:sz w:val="20"/>
                 <w:szCs w:val="20"/>
               </w:rPr>
-              <w:t xml:space="preserve">15-20 min</w:t>
+              <w:t xml:space="preserve">15–20 min</w:t>
             </w:r>
           </w:p>
         </w:tc>
@@ -464,20 +949,81 @@
               <w:right w:val="single" w:color="CCCCCC" w:sz="1"/>
             </w:tcBorders>
             <w:tcMar>
-              <w:top w:type="dxa" w:w="60"/>
+              <w:top w:type="dxa" w:w="80"/>
               <w:left w:type="dxa" w:w="120"/>
-              <w:bottom w:type="dxa" w:w="60"/>
+              <w:bottom w:type="dxa" w:w="80"/>
               <w:right w:type="dxa" w:w="120"/>
             </w:tcMar>
           </w:tcPr>
           <w:p>
-            <w:r>
-              <w:rPr>
-                <w:rFonts w:ascii="Arial" w:cs="Arial" w:eastAsia="Arial" w:hAnsi="Arial"/>
-                <w:sz w:val="20"/>
-                <w:szCs w:val="20"/>
+            <w:pPr>
+              <w:spacing w:after="80" w:before="80"/>
+            </w:pPr>
+            <w:r>
+              <w:rPr>
+                <w:rFonts w:ascii="Arial" w:cs="Arial" w:eastAsia="Arial" w:hAnsi="Arial"/>
+                <w:b/>
+                <w:bCs/>
+                <w:i w:val="false"/>
+                <w:iCs w:val="false"/>
+                <w:color w:val="000000"/>
+                <w:sz w:val="22"/>
+                <w:szCs w:val="22"/>
               </w:rPr>
               <w:t xml:space="preserve">Independent Practice / Code Along</w:t>
+            </w:r>
+            <w:r>
+              <w:rPr>
+                <w:rFonts w:ascii="Arial" w:cs="Arial" w:eastAsia="Arial" w:hAnsi="Arial"/>
+                <w:sz w:val="20"/>
+                <w:szCs w:val="20"/>
+              </w:rPr>
+              <w:br/>
+              <w:t xml:space="preserve"/>
+            </w:r>
+            <w:r>
+              <w:rPr>
+                <w:rFonts w:ascii="Arial" w:cs="Arial" w:eastAsia="Arial" w:hAnsi="Arial"/>
+                <w:b w:val="false"/>
+                <w:bCs w:val="false"/>
+                <w:i w:val="false"/>
+                <w:iCs w:val="false"/>
+                <w:color w:val="000000"/>
+                <w:sz w:val="20"/>
+                <w:szCs w:val="20"/>
+              </w:rPr>
+              <w:t xml:space="preserve">    Work through problems from the day's exercise set.</w:t>
+            </w:r>
+            <w:r>
+              <w:rPr>
+                <w:rFonts w:ascii="Arial" w:cs="Arial" w:eastAsia="Arial" w:hAnsi="Arial"/>
+                <w:sz w:val="20"/>
+                <w:szCs w:val="20"/>
+              </w:rPr>
+              <w:br/>
+              <w:t xml:space="preserve"/>
+            </w:r>
+            <w:r>
+              <w:rPr>
+                <w:rFonts w:ascii="Arial" w:cs="Arial" w:eastAsia="Arial" w:hAnsi="Arial"/>
+                <w:sz w:val="20"/>
+                <w:szCs w:val="20"/>
+              </w:rPr>
+              <w:br/>
+              <w:t xml:space="preserve"/>
+            </w:r>
+            <w:r>
+              <w:rPr>
+                <w:rFonts w:ascii="Arial" w:cs="Arial" w:eastAsia="Arial" w:hAnsi="Arial"/>
+                <w:b w:val="false"/>
+                <w:bCs w:val="false"/>
+                <w:i/>
+                <w:iCs/>
+                <w:color w:val="555555"/>
+                <w:sz w:val="20"/>
+                <w:szCs w:val="20"/>
+              </w:rPr>
+              <w:t xml:space="preserve">→ Teacher circulates — offer hints, check for understanding.</w:t>
             </w:r>
           </w:p>
         </w:tc>
@@ -493,9 +1039,9 @@
               <w:right w:val="single" w:color="CCCCCC" w:sz="1"/>
             </w:tcBorders>
             <w:tcMar>
-              <w:top w:type="dxa" w:w="60"/>
+              <w:top w:type="dxa" w:w="80"/>
               <w:left w:type="dxa" w:w="120"/>
-              <w:bottom w:type="dxa" w:w="60"/>
+              <w:bottom w:type="dxa" w:w="80"/>
               <w:right w:type="dxa" w:w="120"/>
             </w:tcMar>
           </w:tcPr>
@@ -522,20 +1068,90 @@
               <w:right w:val="single" w:color="CCCCCC" w:sz="1"/>
             </w:tcBorders>
             <w:tcMar>
-              <w:top w:type="dxa" w:w="60"/>
+              <w:top w:type="dxa" w:w="80"/>
               <w:left w:type="dxa" w:w="120"/>
-              <w:bottom w:type="dxa" w:w="60"/>
+              <w:bottom w:type="dxa" w:w="80"/>
               <w:right w:type="dxa" w:w="120"/>
             </w:tcMar>
           </w:tcPr>
           <w:p>
-            <w:r>
-              <w:rPr>
-                <w:rFonts w:ascii="Arial" w:cs="Arial" w:eastAsia="Arial" w:hAnsi="Arial"/>
-                <w:sz w:val="20"/>
-                <w:szCs w:val="20"/>
+            <w:pPr>
+              <w:spacing w:after="80" w:before="80"/>
+            </w:pPr>
+            <w:r>
+              <w:rPr>
+                <w:rFonts w:ascii="Arial" w:cs="Arial" w:eastAsia="Arial" w:hAnsi="Arial"/>
+                <w:b/>
+                <w:bCs/>
+                <w:i w:val="false"/>
+                <w:iCs w:val="false"/>
+                <w:color w:val="000000"/>
+                <w:sz w:val="22"/>
+                <w:szCs w:val="22"/>
               </w:rPr>
               <w:t xml:space="preserve">Exit Ticket / Wrap-Up</w:t>
+            </w:r>
+            <w:r>
+              <w:rPr>
+                <w:rFonts w:ascii="Arial" w:cs="Arial" w:eastAsia="Arial" w:hAnsi="Arial"/>
+                <w:sz w:val="20"/>
+                <w:szCs w:val="20"/>
+              </w:rPr>
+              <w:br/>
+              <w:t xml:space="preserve"/>
+            </w:r>
+            <w:r>
+              <w:rPr>
+                <w:rFonts w:ascii="Arial" w:cs="Arial" w:eastAsia="Arial" w:hAnsi="Arial"/>
+                <w:sz w:val="20"/>
+                <w:szCs w:val="20"/>
+              </w:rPr>
+              <w:br/>
+              <w:t xml:space="preserve"/>
+            </w:r>
+            <w:r>
+              <w:rPr>
+                <w:rFonts w:ascii="Arial" w:cs="Arial" w:eastAsia="Arial" w:hAnsi="Arial"/>
+                <w:b w:val="false"/>
+                <w:bCs w:val="false"/>
+                <w:i w:val="false"/>
+                <w:iCs w:val="false"/>
+                <w:color w:val="000000"/>
+                <w:sz w:val="20"/>
+                <w:szCs w:val="20"/>
+              </w:rPr>
+              <w:t xml:space="preserve">Quick Check: Choose the right algorithm for any sorting/searching problem and justify my choice?</w:t>
+            </w:r>
+            <w:r>
+              <w:rPr>
+                <w:rFonts w:ascii="Arial" w:cs="Arial" w:eastAsia="Arial" w:hAnsi="Arial"/>
+                <w:sz w:val="20"/>
+                <w:szCs w:val="20"/>
+              </w:rPr>
+              <w:br/>
+              <w:t xml:space="preserve"/>
+            </w:r>
+            <w:r>
+              <w:rPr>
+                <w:rFonts w:ascii="Arial" w:cs="Arial" w:eastAsia="Arial" w:hAnsi="Arial"/>
+                <w:sz w:val="20"/>
+                <w:szCs w:val="20"/>
+              </w:rPr>
+              <w:br/>
+              <w:t xml:space="preserve"/>
+            </w:r>
+            <w:r>
+              <w:rPr>
+                <w:rFonts w:ascii="Arial" w:cs="Arial" w:eastAsia="Arial" w:hAnsi="Arial"/>
+                <w:b w:val="false"/>
+                <w:bCs w:val="false"/>
+                <w:i/>
+                <w:iCs/>
+                <w:color w:val="555555"/>
+                <w:sz w:val="20"/>
+                <w:szCs w:val="20"/>
+              </w:rPr>
+              <w:t xml:space="preserve">→ 3–2–1: Name 3 things learned, 2 new vocab words, 1 question you still have.</w:t>
             </w:r>
           </w:p>
         </w:tc>
@@ -1117,7 +1733,111 @@
                 <w:sz w:val="18"/>
                 <w:szCs w:val="18"/>
               </w:rPr>
-              <w:t xml:space="preserve"># Comprehensive algorithm selection system</w:t>
+              <w:t xml:space="preserve">class SortingAlgorithm:</w:t>
+            </w:r>
+          </w:p>
+          <w:p>
+            <w:pPr>
+              <w:spacing w:after="20"/>
+            </w:pPr>
+            <w:r>
+              <w:rPr>
+                <w:rFonts w:ascii="Courier New" w:cs="Courier New" w:eastAsia="Courier New" w:hAnsi="Courier New"/>
+                <w:sz w:val="18"/>
+                <w:szCs w:val="18"/>
+              </w:rPr>
+              <w:t xml:space="preserve">    """Base class for sorting algorithms."""</w:t>
+            </w:r>
+          </w:p>
+          <w:p>
+            <w:pPr>
+              <w:spacing w:after="20"/>
+            </w:pPr>
+            <w:r>
+              <w:rPr>
+                <w:rFonts w:ascii="Courier New" w:cs="Courier New" w:eastAsia="Courier New" w:hAnsi="Courier New"/>
+                <w:sz w:val="18"/>
+                <w:szCs w:val="18"/>
+              </w:rPr>
+              <w:t xml:space="preserve">    name = "Unknown"</w:t>
+            </w:r>
+          </w:p>
+          <w:p>
+            <w:pPr>
+              <w:spacing w:after="20"/>
+            </w:pPr>
+            <w:r>
+              <w:rPr>
+                <w:rFonts w:ascii="Courier New" w:cs="Courier New" w:eastAsia="Courier New" w:hAnsi="Courier New"/>
+                <w:sz w:val="18"/>
+                <w:szCs w:val="18"/>
+              </w:rPr>
+              <w:t xml:space="preserve">    best_case = "?"</w:t>
+            </w:r>
+          </w:p>
+          <w:p>
+            <w:pPr>
+              <w:spacing w:after="20"/>
+            </w:pPr>
+            <w:r>
+              <w:rPr>
+                <w:rFonts w:ascii="Courier New" w:cs="Courier New" w:eastAsia="Courier New" w:hAnsi="Courier New"/>
+                <w:sz w:val="18"/>
+                <w:szCs w:val="18"/>
+              </w:rPr>
+              <w:t xml:space="preserve">    avg_case = "?"</w:t>
+            </w:r>
+          </w:p>
+          <w:p>
+            <w:pPr>
+              <w:spacing w:after="20"/>
+            </w:pPr>
+            <w:r>
+              <w:rPr>
+                <w:rFonts w:ascii="Courier New" w:cs="Courier New" w:eastAsia="Courier New" w:hAnsi="Courier New"/>
+                <w:sz w:val="18"/>
+                <w:szCs w:val="18"/>
+              </w:rPr>
+              <w:t xml:space="preserve">    worst_case = "?"</w:t>
+            </w:r>
+          </w:p>
+          <w:p>
+            <w:pPr>
+              <w:spacing w:after="20"/>
+            </w:pPr>
+            <w:r>
+              <w:rPr>
+                <w:rFonts w:ascii="Courier New" w:cs="Courier New" w:eastAsia="Courier New" w:hAnsi="Courier New"/>
+                <w:sz w:val="18"/>
+                <w:szCs w:val="18"/>
+              </w:rPr>
+              <w:t xml:space="preserve">    space = "?"</w:t>
+            </w:r>
+          </w:p>
+          <w:p>
+            <w:pPr>
+              <w:spacing w:after="20"/>
+            </w:pPr>
+            <w:r>
+              <w:rPr>
+                <w:rFonts w:ascii="Courier New" w:cs="Courier New" w:eastAsia="Courier New" w:hAnsi="Courier New"/>
+                <w:sz w:val="18"/>
+                <w:szCs w:val="18"/>
+              </w:rPr>
+              <w:t xml:space="preserve">    stable = False</w:t>
+            </w:r>
+          </w:p>
+          <w:p>
+            <w:pPr>
+              <w:spacing w:after="20"/>
+            </w:pPr>
+            <w:r>
+              <w:rPr>
+                <w:rFonts w:ascii="Courier New" w:cs="Courier New" w:eastAsia="Courier New" w:hAnsi="Courier New"/>
+                <w:sz w:val="18"/>
+                <w:szCs w:val="18"/>
+              </w:rPr>
+              <w:t xml:space="preserve">    inplace = True</w:t>
             </w:r>
           </w:p>
           <w:p>
@@ -1143,85 +1863,111 @@
                 <w:sz w:val="18"/>
                 <w:szCs w:val="18"/>
               </w:rPr>
-              <w:t xml:space="preserve">class SortingAlgorithm:</w:t>
-            </w:r>
-          </w:p>
-          <w:p>
-            <w:pPr>
-              <w:spacing w:after="20"/>
-            </w:pPr>
-            <w:r>
-              <w:rPr>
-                <w:rFonts w:ascii="Courier New" w:cs="Courier New" w:eastAsia="Courier New" w:hAnsi="Courier New"/>
-                <w:sz w:val="18"/>
-                <w:szCs w:val="18"/>
-              </w:rPr>
-              <w:t xml:space="preserve">    """Base class for sorting algorithms."""</w:t>
-            </w:r>
-          </w:p>
-          <w:p>
-            <w:pPr>
-              <w:spacing w:after="20"/>
-            </w:pPr>
-            <w:r>
-              <w:rPr>
-                <w:rFonts w:ascii="Courier New" w:cs="Courier New" w:eastAsia="Courier New" w:hAnsi="Courier New"/>
-                <w:sz w:val="18"/>
-                <w:szCs w:val="18"/>
-              </w:rPr>
-              <w:t xml:space="preserve">    name = "Unknown"</w:t>
-            </w:r>
-          </w:p>
-          <w:p>
-            <w:pPr>
-              <w:spacing w:after="20"/>
-            </w:pPr>
-            <w:r>
-              <w:rPr>
-                <w:rFonts w:ascii="Courier New" w:cs="Courier New" w:eastAsia="Courier New" w:hAnsi="Courier New"/>
-                <w:sz w:val="18"/>
-                <w:szCs w:val="18"/>
-              </w:rPr>
-              <w:t xml:space="preserve">    best_case = "?"</w:t>
-            </w:r>
-          </w:p>
-          <w:p>
-            <w:pPr>
-              <w:spacing w:after="20"/>
-            </w:pPr>
-            <w:r>
-              <w:rPr>
-                <w:rFonts w:ascii="Courier New" w:cs="Courier New" w:eastAsia="Courier New" w:hAnsi="Courier New"/>
-                <w:sz w:val="18"/>
-                <w:szCs w:val="18"/>
-              </w:rPr>
-              <w:t xml:space="preserve">    avg_case = "?"</w:t>
-            </w:r>
-          </w:p>
-          <w:p>
-            <w:pPr>
-              <w:spacing w:after="20"/>
-            </w:pPr>
-            <w:r>
-              <w:rPr>
-                <w:rFonts w:ascii="Courier New" w:cs="Courier New" w:eastAsia="Courier New" w:hAnsi="Courier New"/>
-                <w:sz w:val="18"/>
-                <w:szCs w:val="18"/>
-              </w:rPr>
-              <w:t xml:space="preserve">    worst_case = "?"</w:t>
-            </w:r>
-          </w:p>
-          <w:p>
-            <w:pPr>
-              <w:spacing w:after="20"/>
-            </w:pPr>
-            <w:r>
-              <w:rPr>
-                <w:rFonts w:ascii="Courier New" w:cs="Courier New" w:eastAsia="Courier New" w:hAnsi="Courier New"/>
-                <w:sz w:val="18"/>
-                <w:szCs w:val="18"/>
-              </w:rPr>
-              <w:t xml:space="preserve">    space = "?"</w:t>
+              <w:t xml:space="preserve">    def sort(self, arr):</w:t>
+            </w:r>
+          </w:p>
+          <w:p>
+            <w:pPr>
+              <w:spacing w:after="20"/>
+            </w:pPr>
+            <w:r>
+              <w:rPr>
+                <w:rFonts w:ascii="Courier New" w:cs="Courier New" w:eastAsia="Courier New" w:hAnsi="Courier New"/>
+                <w:sz w:val="18"/>
+                <w:szCs w:val="18"/>
+              </w:rPr>
+              <w:t xml:space="preserve">        raise NotImplementedError</w:t>
+            </w:r>
+          </w:p>
+          <w:p>
+            <w:pPr>
+              <w:spacing w:after="20"/>
+            </w:pPr>
+            <w:r>
+              <w:rPr>
+                <w:rFonts w:ascii="Courier New" w:cs="Courier New" w:eastAsia="Courier New" w:hAnsi="Courier New"/>
+                <w:sz w:val="18"/>
+                <w:szCs w:val="18"/>
+              </w:rPr>
+              <w:t xml:space="preserve"> </w:t>
+            </w:r>
+          </w:p>
+          <w:p>
+            <w:pPr>
+              <w:spacing w:after="20"/>
+            </w:pPr>
+            <w:r>
+              <w:rPr>
+                <w:rFonts w:ascii="Courier New" w:cs="Courier New" w:eastAsia="Courier New" w:hAnsi="Courier New"/>
+                <w:sz w:val="18"/>
+                <w:szCs w:val="18"/>
+              </w:rPr>
+              <w:t xml:space="preserve">class SelectionSort(SortingAlgorithm):</w:t>
+            </w:r>
+          </w:p>
+          <w:p>
+            <w:pPr>
+              <w:spacing w:after="20"/>
+            </w:pPr>
+            <w:r>
+              <w:rPr>
+                <w:rFonts w:ascii="Courier New" w:cs="Courier New" w:eastAsia="Courier New" w:hAnsi="Courier New"/>
+                <w:sz w:val="18"/>
+                <w:szCs w:val="18"/>
+              </w:rPr>
+              <w:t xml:space="preserve">    name = "Selection Sort"</w:t>
+            </w:r>
+          </w:p>
+          <w:p>
+            <w:pPr>
+              <w:spacing w:after="20"/>
+            </w:pPr>
+            <w:r>
+              <w:rPr>
+                <w:rFonts w:ascii="Courier New" w:cs="Courier New" w:eastAsia="Courier New" w:hAnsi="Courier New"/>
+                <w:sz w:val="18"/>
+                <w:szCs w:val="18"/>
+              </w:rPr>
+              <w:t xml:space="preserve">    best_case = "O(n²)"</w:t>
+            </w:r>
+          </w:p>
+          <w:p>
+            <w:pPr>
+              <w:spacing w:after="20"/>
+            </w:pPr>
+            <w:r>
+              <w:rPr>
+                <w:rFonts w:ascii="Courier New" w:cs="Courier New" w:eastAsia="Courier New" w:hAnsi="Courier New"/>
+                <w:sz w:val="18"/>
+                <w:szCs w:val="18"/>
+              </w:rPr>
+              <w:t xml:space="preserve">    avg_case = "O(n²)"</w:t>
+            </w:r>
+          </w:p>
+          <w:p>
+            <w:pPr>
+              <w:spacing w:after="20"/>
+            </w:pPr>
+            <w:r>
+              <w:rPr>
+                <w:rFonts w:ascii="Courier New" w:cs="Courier New" w:eastAsia="Courier New" w:hAnsi="Courier New"/>
+                <w:sz w:val="18"/>
+                <w:szCs w:val="18"/>
+              </w:rPr>
+              <w:t xml:space="preserve">    worst_case = "O(n²)"</w:t>
+            </w:r>
+          </w:p>
+          <w:p>
+            <w:pPr>
+              <w:spacing w:after="20"/>
+            </w:pPr>
+            <w:r>
+              <w:rPr>
+                <w:rFonts w:ascii="Courier New" w:cs="Courier New" w:eastAsia="Courier New" w:hAnsi="Courier New"/>
+                <w:sz w:val="18"/>
+                <w:szCs w:val="18"/>
+              </w:rPr>
+              <w:t xml:space="preserve">    space = "O(1)"</w:t>
             </w:r>
           </w:p>
           <w:p>
@@ -1286,7 +2032,98 @@
                 <w:sz w:val="18"/>
                 <w:szCs w:val="18"/>
               </w:rPr>
-              <w:t xml:space="preserve">        raise NotImplementedError</w:t>
+              <w:t xml:space="preserve">        n = len(arr)</w:t>
+            </w:r>
+          </w:p>
+          <w:p>
+            <w:pPr>
+              <w:spacing w:after="20"/>
+            </w:pPr>
+            <w:r>
+              <w:rPr>
+                <w:rFonts w:ascii="Courier New" w:cs="Courier New" w:eastAsia="Courier New" w:hAnsi="Courier New"/>
+                <w:sz w:val="18"/>
+                <w:szCs w:val="18"/>
+              </w:rPr>
+              <w:t xml:space="preserve">        for i in range(n):</w:t>
+            </w:r>
+          </w:p>
+          <w:p>
+            <w:pPr>
+              <w:spacing w:after="20"/>
+            </w:pPr>
+            <w:r>
+              <w:rPr>
+                <w:rFonts w:ascii="Courier New" w:cs="Courier New" w:eastAsia="Courier New" w:hAnsi="Courier New"/>
+                <w:sz w:val="18"/>
+                <w:szCs w:val="18"/>
+              </w:rPr>
+              <w:t xml:space="preserve">            min_idx = i</w:t>
+            </w:r>
+          </w:p>
+          <w:p>
+            <w:pPr>
+              <w:spacing w:after="20"/>
+            </w:pPr>
+            <w:r>
+              <w:rPr>
+                <w:rFonts w:ascii="Courier New" w:cs="Courier New" w:eastAsia="Courier New" w:hAnsi="Courier New"/>
+                <w:sz w:val="18"/>
+                <w:szCs w:val="18"/>
+              </w:rPr>
+              <w:t xml:space="preserve">            for j in range(i + 1, n):</w:t>
+            </w:r>
+          </w:p>
+          <w:p>
+            <w:pPr>
+              <w:spacing w:after="20"/>
+            </w:pPr>
+            <w:r>
+              <w:rPr>
+                <w:rFonts w:ascii="Courier New" w:cs="Courier New" w:eastAsia="Courier New" w:hAnsi="Courier New"/>
+                <w:sz w:val="18"/>
+                <w:szCs w:val="18"/>
+              </w:rPr>
+              <w:t xml:space="preserve">                if arr[j] &lt; arr[min_idx]:</w:t>
+            </w:r>
+          </w:p>
+          <w:p>
+            <w:pPr>
+              <w:spacing w:after="20"/>
+            </w:pPr>
+            <w:r>
+              <w:rPr>
+                <w:rFonts w:ascii="Courier New" w:cs="Courier New" w:eastAsia="Courier New" w:hAnsi="Courier New"/>
+                <w:sz w:val="18"/>
+                <w:szCs w:val="18"/>
+              </w:rPr>
+              <w:t xml:space="preserve">                    min_idx = j</w:t>
+            </w:r>
+          </w:p>
+          <w:p>
+            <w:pPr>
+              <w:spacing w:after="20"/>
+            </w:pPr>
+            <w:r>
+              <w:rPr>
+                <w:rFonts w:ascii="Courier New" w:cs="Courier New" w:eastAsia="Courier New" w:hAnsi="Courier New"/>
+                <w:sz w:val="18"/>
+                <w:szCs w:val="18"/>
+              </w:rPr>
+              <w:t xml:space="preserve">            arr[i], arr[min_idx] = arr[min_idx], arr[i]</w:t>
+            </w:r>
+          </w:p>
+          <w:p>
+            <w:pPr>
+              <w:spacing w:after="20"/>
+            </w:pPr>
+            <w:r>
+              <w:rPr>
+                <w:rFonts w:ascii="Courier New" w:cs="Courier New" w:eastAsia="Courier New" w:hAnsi="Courier New"/>
+                <w:sz w:val="18"/>
+                <w:szCs w:val="18"/>
+              </w:rPr>
+              <w:t xml:space="preserve">        return arr</w:t>
             </w:r>
           </w:p>
           <w:p>
@@ -1312,33 +2149,33 @@
                 <w:sz w:val="18"/>
                 <w:szCs w:val="18"/>
               </w:rPr>
-              <w:t xml:space="preserve">class SelectionSort(SortingAlgorithm):</w:t>
-            </w:r>
-          </w:p>
-          <w:p>
-            <w:pPr>
-              <w:spacing w:after="20"/>
-            </w:pPr>
-            <w:r>
-              <w:rPr>
-                <w:rFonts w:ascii="Courier New" w:cs="Courier New" w:eastAsia="Courier New" w:hAnsi="Courier New"/>
-                <w:sz w:val="18"/>
-                <w:szCs w:val="18"/>
-              </w:rPr>
-              <w:t xml:space="preserve">    name = "Selection Sort"</w:t>
-            </w:r>
-          </w:p>
-          <w:p>
-            <w:pPr>
-              <w:spacing w:after="20"/>
-            </w:pPr>
-            <w:r>
-              <w:rPr>
-                <w:rFonts w:ascii="Courier New" w:cs="Courier New" w:eastAsia="Courier New" w:hAnsi="Courier New"/>
-                <w:sz w:val="18"/>
-                <w:szCs w:val="18"/>
-              </w:rPr>
-              <w:t xml:space="preserve">    best_case = "O(n²)"</w:t>
+              <w:t xml:space="preserve">class InsertionSort(SortingAlgorithm):</w:t>
+            </w:r>
+          </w:p>
+          <w:p>
+            <w:pPr>
+              <w:spacing w:after="20"/>
+            </w:pPr>
+            <w:r>
+              <w:rPr>
+                <w:rFonts w:ascii="Courier New" w:cs="Courier New" w:eastAsia="Courier New" w:hAnsi="Courier New"/>
+                <w:sz w:val="18"/>
+                <w:szCs w:val="18"/>
+              </w:rPr>
+              <w:t xml:space="preserve">    name = "Insertion Sort"</w:t>
+            </w:r>
+          </w:p>
+          <w:p>
+            <w:pPr>
+              <w:spacing w:after="20"/>
+            </w:pPr>
+            <w:r>
+              <w:rPr>
+                <w:rFonts w:ascii="Courier New" w:cs="Courier New" w:eastAsia="Courier New" w:hAnsi="Courier New"/>
+                <w:sz w:val="18"/>
+                <w:szCs w:val="18"/>
+              </w:rPr>
+              <w:t xml:space="preserve">    best_case = "O(n)"</w:t>
             </w:r>
           </w:p>
           <w:p>
@@ -1390,6 +2227,656 @@
                 <w:sz w:val="18"/>
                 <w:szCs w:val="18"/>
               </w:rPr>
+              <w:t xml:space="preserve">    stable = True</w:t>
+            </w:r>
+          </w:p>
+          <w:p>
+            <w:pPr>
+              <w:spacing w:after="20"/>
+            </w:pPr>
+            <w:r>
+              <w:rPr>
+                <w:rFonts w:ascii="Courier New" w:cs="Courier New" w:eastAsia="Courier New" w:hAnsi="Courier New"/>
+                <w:sz w:val="18"/>
+                <w:szCs w:val="18"/>
+              </w:rPr>
+              <w:t xml:space="preserve">    inplace = True</w:t>
+            </w:r>
+          </w:p>
+          <w:p>
+            <w:pPr>
+              <w:spacing w:after="20"/>
+            </w:pPr>
+            <w:r>
+              <w:rPr>
+                <w:rFonts w:ascii="Courier New" w:cs="Courier New" w:eastAsia="Courier New" w:hAnsi="Courier New"/>
+                <w:sz w:val="18"/>
+                <w:szCs w:val="18"/>
+              </w:rPr>
+              <w:t xml:space="preserve"> </w:t>
+            </w:r>
+          </w:p>
+          <w:p>
+            <w:pPr>
+              <w:spacing w:after="20"/>
+            </w:pPr>
+            <w:r>
+              <w:rPr>
+                <w:rFonts w:ascii="Courier New" w:cs="Courier New" w:eastAsia="Courier New" w:hAnsi="Courier New"/>
+                <w:sz w:val="18"/>
+                <w:szCs w:val="18"/>
+              </w:rPr>
+              <w:t xml:space="preserve">    def sort(self, arr):</w:t>
+            </w:r>
+          </w:p>
+          <w:p>
+            <w:pPr>
+              <w:spacing w:after="20"/>
+            </w:pPr>
+            <w:r>
+              <w:rPr>
+                <w:rFonts w:ascii="Courier New" w:cs="Courier New" w:eastAsia="Courier New" w:hAnsi="Courier New"/>
+                <w:sz w:val="18"/>
+                <w:szCs w:val="18"/>
+              </w:rPr>
+              <w:t xml:space="preserve">        for i in range(1, len(arr)):</w:t>
+            </w:r>
+          </w:p>
+          <w:p>
+            <w:pPr>
+              <w:spacing w:after="20"/>
+            </w:pPr>
+            <w:r>
+              <w:rPr>
+                <w:rFonts w:ascii="Courier New" w:cs="Courier New" w:eastAsia="Courier New" w:hAnsi="Courier New"/>
+                <w:sz w:val="18"/>
+                <w:szCs w:val="18"/>
+              </w:rPr>
+              <w:t xml:space="preserve">            key = arr[i]</w:t>
+            </w:r>
+          </w:p>
+          <w:p>
+            <w:pPr>
+              <w:spacing w:after="20"/>
+            </w:pPr>
+            <w:r>
+              <w:rPr>
+                <w:rFonts w:ascii="Courier New" w:cs="Courier New" w:eastAsia="Courier New" w:hAnsi="Courier New"/>
+                <w:sz w:val="18"/>
+                <w:szCs w:val="18"/>
+              </w:rPr>
+              <w:t xml:space="preserve">            j = i - 1</w:t>
+            </w:r>
+          </w:p>
+          <w:p>
+            <w:pPr>
+              <w:spacing w:after="20"/>
+            </w:pPr>
+            <w:r>
+              <w:rPr>
+                <w:rFonts w:ascii="Courier New" w:cs="Courier New" w:eastAsia="Courier New" w:hAnsi="Courier New"/>
+                <w:sz w:val="18"/>
+                <w:szCs w:val="18"/>
+              </w:rPr>
+              <w:t xml:space="preserve">            while j &gt;= 0 and arr[j] &gt; key:</w:t>
+            </w:r>
+          </w:p>
+          <w:p>
+            <w:pPr>
+              <w:spacing w:after="20"/>
+            </w:pPr>
+            <w:r>
+              <w:rPr>
+                <w:rFonts w:ascii="Courier New" w:cs="Courier New" w:eastAsia="Courier New" w:hAnsi="Courier New"/>
+                <w:sz w:val="18"/>
+                <w:szCs w:val="18"/>
+              </w:rPr>
+              <w:t xml:space="preserve">                arr[j + 1] = arr[j]</w:t>
+            </w:r>
+          </w:p>
+          <w:p>
+            <w:pPr>
+              <w:spacing w:after="20"/>
+            </w:pPr>
+            <w:r>
+              <w:rPr>
+                <w:rFonts w:ascii="Courier New" w:cs="Courier New" w:eastAsia="Courier New" w:hAnsi="Courier New"/>
+                <w:sz w:val="18"/>
+                <w:szCs w:val="18"/>
+              </w:rPr>
+              <w:t xml:space="preserve">                j -= 1</w:t>
+            </w:r>
+          </w:p>
+          <w:p>
+            <w:pPr>
+              <w:spacing w:after="20"/>
+            </w:pPr>
+            <w:r>
+              <w:rPr>
+                <w:rFonts w:ascii="Courier New" w:cs="Courier New" w:eastAsia="Courier New" w:hAnsi="Courier New"/>
+                <w:sz w:val="18"/>
+                <w:szCs w:val="18"/>
+              </w:rPr>
+              <w:t xml:space="preserve">            arr[j + 1] = key</w:t>
+            </w:r>
+          </w:p>
+          <w:p>
+            <w:pPr>
+              <w:spacing w:after="20"/>
+            </w:pPr>
+            <w:r>
+              <w:rPr>
+                <w:rFonts w:ascii="Courier New" w:cs="Courier New" w:eastAsia="Courier New" w:hAnsi="Courier New"/>
+                <w:sz w:val="18"/>
+                <w:szCs w:val="18"/>
+              </w:rPr>
+              <w:t xml:space="preserve">        return arr</w:t>
+            </w:r>
+          </w:p>
+          <w:p>
+            <w:pPr>
+              <w:spacing w:after="20"/>
+            </w:pPr>
+            <w:r>
+              <w:rPr>
+                <w:rFonts w:ascii="Courier New" w:cs="Courier New" w:eastAsia="Courier New" w:hAnsi="Courier New"/>
+                <w:sz w:val="18"/>
+                <w:szCs w:val="18"/>
+              </w:rPr>
+              <w:t xml:space="preserve"> </w:t>
+            </w:r>
+          </w:p>
+          <w:p>
+            <w:pPr>
+              <w:spacing w:after="20"/>
+            </w:pPr>
+            <w:r>
+              <w:rPr>
+                <w:rFonts w:ascii="Courier New" w:cs="Courier New" w:eastAsia="Courier New" w:hAnsi="Courier New"/>
+                <w:sz w:val="18"/>
+                <w:szCs w:val="18"/>
+              </w:rPr>
+              <w:t xml:space="preserve">class MergeSort(SortingAlgorithm):</w:t>
+            </w:r>
+          </w:p>
+          <w:p>
+            <w:pPr>
+              <w:spacing w:after="20"/>
+            </w:pPr>
+            <w:r>
+              <w:rPr>
+                <w:rFonts w:ascii="Courier New" w:cs="Courier New" w:eastAsia="Courier New" w:hAnsi="Courier New"/>
+                <w:sz w:val="18"/>
+                <w:szCs w:val="18"/>
+              </w:rPr>
+              <w:t xml:space="preserve">    name = "Merge Sort"</w:t>
+            </w:r>
+          </w:p>
+          <w:p>
+            <w:pPr>
+              <w:spacing w:after="20"/>
+            </w:pPr>
+            <w:r>
+              <w:rPr>
+                <w:rFonts w:ascii="Courier New" w:cs="Courier New" w:eastAsia="Courier New" w:hAnsi="Courier New"/>
+                <w:sz w:val="18"/>
+                <w:szCs w:val="18"/>
+              </w:rPr>
+              <w:t xml:space="preserve">    best_case = "O(n log n)"</w:t>
+            </w:r>
+          </w:p>
+          <w:p>
+            <w:pPr>
+              <w:spacing w:after="20"/>
+            </w:pPr>
+            <w:r>
+              <w:rPr>
+                <w:rFonts w:ascii="Courier New" w:cs="Courier New" w:eastAsia="Courier New" w:hAnsi="Courier New"/>
+                <w:sz w:val="18"/>
+                <w:szCs w:val="18"/>
+              </w:rPr>
+              <w:t xml:space="preserve">    avg_case = "O(n log n)"</w:t>
+            </w:r>
+          </w:p>
+          <w:p>
+            <w:pPr>
+              <w:spacing w:after="20"/>
+            </w:pPr>
+            <w:r>
+              <w:rPr>
+                <w:rFonts w:ascii="Courier New" w:cs="Courier New" w:eastAsia="Courier New" w:hAnsi="Courier New"/>
+                <w:sz w:val="18"/>
+                <w:szCs w:val="18"/>
+              </w:rPr>
+              <w:t xml:space="preserve">    worst_case = "O(n log n)"</w:t>
+            </w:r>
+          </w:p>
+          <w:p>
+            <w:pPr>
+              <w:spacing w:after="20"/>
+            </w:pPr>
+            <w:r>
+              <w:rPr>
+                <w:rFonts w:ascii="Courier New" w:cs="Courier New" w:eastAsia="Courier New" w:hAnsi="Courier New"/>
+                <w:sz w:val="18"/>
+                <w:szCs w:val="18"/>
+              </w:rPr>
+              <w:t xml:space="preserve">    space = "O(n)"</w:t>
+            </w:r>
+          </w:p>
+          <w:p>
+            <w:pPr>
+              <w:spacing w:after="20"/>
+            </w:pPr>
+            <w:r>
+              <w:rPr>
+                <w:rFonts w:ascii="Courier New" w:cs="Courier New" w:eastAsia="Courier New" w:hAnsi="Courier New"/>
+                <w:sz w:val="18"/>
+                <w:szCs w:val="18"/>
+              </w:rPr>
+              <w:t xml:space="preserve">    stable = True</w:t>
+            </w:r>
+          </w:p>
+          <w:p>
+            <w:pPr>
+              <w:spacing w:after="20"/>
+            </w:pPr>
+            <w:r>
+              <w:rPr>
+                <w:rFonts w:ascii="Courier New" w:cs="Courier New" w:eastAsia="Courier New" w:hAnsi="Courier New"/>
+                <w:sz w:val="18"/>
+                <w:szCs w:val="18"/>
+              </w:rPr>
+              <w:t xml:space="preserve">    inplace = False</w:t>
+            </w:r>
+          </w:p>
+          <w:p>
+            <w:pPr>
+              <w:spacing w:after="20"/>
+            </w:pPr>
+            <w:r>
+              <w:rPr>
+                <w:rFonts w:ascii="Courier New" w:cs="Courier New" w:eastAsia="Courier New" w:hAnsi="Courier New"/>
+                <w:sz w:val="18"/>
+                <w:szCs w:val="18"/>
+              </w:rPr>
+              <w:t xml:space="preserve"> </w:t>
+            </w:r>
+          </w:p>
+          <w:p>
+            <w:pPr>
+              <w:spacing w:after="20"/>
+            </w:pPr>
+            <w:r>
+              <w:rPr>
+                <w:rFonts w:ascii="Courier New" w:cs="Courier New" w:eastAsia="Courier New" w:hAnsi="Courier New"/>
+                <w:sz w:val="18"/>
+                <w:szCs w:val="18"/>
+              </w:rPr>
+              <w:t xml:space="preserve">    def sort(self, arr):</w:t>
+            </w:r>
+          </w:p>
+          <w:p>
+            <w:pPr>
+              <w:spacing w:after="20"/>
+            </w:pPr>
+            <w:r>
+              <w:rPr>
+                <w:rFonts w:ascii="Courier New" w:cs="Courier New" w:eastAsia="Courier New" w:hAnsi="Courier New"/>
+                <w:sz w:val="18"/>
+                <w:szCs w:val="18"/>
+              </w:rPr>
+              <w:t xml:space="preserve">        if len(arr) &lt;= 1:</w:t>
+            </w:r>
+          </w:p>
+          <w:p>
+            <w:pPr>
+              <w:spacing w:after="20"/>
+            </w:pPr>
+            <w:r>
+              <w:rPr>
+                <w:rFonts w:ascii="Courier New" w:cs="Courier New" w:eastAsia="Courier New" w:hAnsi="Courier New"/>
+                <w:sz w:val="18"/>
+                <w:szCs w:val="18"/>
+              </w:rPr>
+              <w:t xml:space="preserve">            return arr</w:t>
+            </w:r>
+          </w:p>
+          <w:p>
+            <w:pPr>
+              <w:spacing w:after="20"/>
+            </w:pPr>
+            <w:r>
+              <w:rPr>
+                <w:rFonts w:ascii="Courier New" w:cs="Courier New" w:eastAsia="Courier New" w:hAnsi="Courier New"/>
+                <w:sz w:val="18"/>
+                <w:szCs w:val="18"/>
+              </w:rPr>
+              <w:t xml:space="preserve">        mid = len(arr) // 2</w:t>
+            </w:r>
+          </w:p>
+          <w:p>
+            <w:pPr>
+              <w:spacing w:after="20"/>
+            </w:pPr>
+            <w:r>
+              <w:rPr>
+                <w:rFonts w:ascii="Courier New" w:cs="Courier New" w:eastAsia="Courier New" w:hAnsi="Courier New"/>
+                <w:sz w:val="18"/>
+                <w:szCs w:val="18"/>
+              </w:rPr>
+              <w:t xml:space="preserve">        left = self.sort(arr[:mid])</w:t>
+            </w:r>
+          </w:p>
+          <w:p>
+            <w:pPr>
+              <w:spacing w:after="20"/>
+            </w:pPr>
+            <w:r>
+              <w:rPr>
+                <w:rFonts w:ascii="Courier New" w:cs="Courier New" w:eastAsia="Courier New" w:hAnsi="Courier New"/>
+                <w:sz w:val="18"/>
+                <w:szCs w:val="18"/>
+              </w:rPr>
+              <w:t xml:space="preserve">        right = self.sort(arr[mid:])</w:t>
+            </w:r>
+          </w:p>
+          <w:p>
+            <w:pPr>
+              <w:spacing w:after="20"/>
+            </w:pPr>
+            <w:r>
+              <w:rPr>
+                <w:rFonts w:ascii="Courier New" w:cs="Courier New" w:eastAsia="Courier New" w:hAnsi="Courier New"/>
+                <w:sz w:val="18"/>
+                <w:szCs w:val="18"/>
+              </w:rPr>
+              <w:t xml:space="preserve">        return self.merge(left, right)</w:t>
+            </w:r>
+          </w:p>
+          <w:p>
+            <w:pPr>
+              <w:spacing w:after="20"/>
+            </w:pPr>
+            <w:r>
+              <w:rPr>
+                <w:rFonts w:ascii="Courier New" w:cs="Courier New" w:eastAsia="Courier New" w:hAnsi="Courier New"/>
+                <w:sz w:val="18"/>
+                <w:szCs w:val="18"/>
+              </w:rPr>
+              <w:t xml:space="preserve"> </w:t>
+            </w:r>
+          </w:p>
+          <w:p>
+            <w:pPr>
+              <w:spacing w:after="20"/>
+            </w:pPr>
+            <w:r>
+              <w:rPr>
+                <w:rFonts w:ascii="Courier New" w:cs="Courier New" w:eastAsia="Courier New" w:hAnsi="Courier New"/>
+                <w:sz w:val="18"/>
+                <w:szCs w:val="18"/>
+              </w:rPr>
+              <w:t xml:space="preserve">    def merge(self, left, right):</w:t>
+            </w:r>
+          </w:p>
+          <w:p>
+            <w:pPr>
+              <w:spacing w:after="20"/>
+            </w:pPr>
+            <w:r>
+              <w:rPr>
+                <w:rFonts w:ascii="Courier New" w:cs="Courier New" w:eastAsia="Courier New" w:hAnsi="Courier New"/>
+                <w:sz w:val="18"/>
+                <w:szCs w:val="18"/>
+              </w:rPr>
+              <w:t xml:space="preserve">        result = []</w:t>
+            </w:r>
+          </w:p>
+          <w:p>
+            <w:pPr>
+              <w:spacing w:after="20"/>
+            </w:pPr>
+            <w:r>
+              <w:rPr>
+                <w:rFonts w:ascii="Courier New" w:cs="Courier New" w:eastAsia="Courier New" w:hAnsi="Courier New"/>
+                <w:sz w:val="18"/>
+                <w:szCs w:val="18"/>
+              </w:rPr>
+              <w:t xml:space="preserve">        i = j = 0</w:t>
+            </w:r>
+          </w:p>
+          <w:p>
+            <w:pPr>
+              <w:spacing w:after="20"/>
+            </w:pPr>
+            <w:r>
+              <w:rPr>
+                <w:rFonts w:ascii="Courier New" w:cs="Courier New" w:eastAsia="Courier New" w:hAnsi="Courier New"/>
+                <w:sz w:val="18"/>
+                <w:szCs w:val="18"/>
+              </w:rPr>
+              <w:t xml:space="preserve">        while i &lt; len(left) and j &lt; len(right):</w:t>
+            </w:r>
+          </w:p>
+          <w:p>
+            <w:pPr>
+              <w:spacing w:after="20"/>
+            </w:pPr>
+            <w:r>
+              <w:rPr>
+                <w:rFonts w:ascii="Courier New" w:cs="Courier New" w:eastAsia="Courier New" w:hAnsi="Courier New"/>
+                <w:sz w:val="18"/>
+                <w:szCs w:val="18"/>
+              </w:rPr>
+              <w:t xml:space="preserve">            if left[i] &lt;= right[j]:</w:t>
+            </w:r>
+          </w:p>
+          <w:p>
+            <w:pPr>
+              <w:spacing w:after="20"/>
+            </w:pPr>
+            <w:r>
+              <w:rPr>
+                <w:rFonts w:ascii="Courier New" w:cs="Courier New" w:eastAsia="Courier New" w:hAnsi="Courier New"/>
+                <w:sz w:val="18"/>
+                <w:szCs w:val="18"/>
+              </w:rPr>
+              <w:t xml:space="preserve">                result.append(left[i])</w:t>
+            </w:r>
+          </w:p>
+          <w:p>
+            <w:pPr>
+              <w:spacing w:after="20"/>
+            </w:pPr>
+            <w:r>
+              <w:rPr>
+                <w:rFonts w:ascii="Courier New" w:cs="Courier New" w:eastAsia="Courier New" w:hAnsi="Courier New"/>
+                <w:sz w:val="18"/>
+                <w:szCs w:val="18"/>
+              </w:rPr>
+              <w:t xml:space="preserve">                i += 1</w:t>
+            </w:r>
+          </w:p>
+          <w:p>
+            <w:pPr>
+              <w:spacing w:after="20"/>
+            </w:pPr>
+            <w:r>
+              <w:rPr>
+                <w:rFonts w:ascii="Courier New" w:cs="Courier New" w:eastAsia="Courier New" w:hAnsi="Courier New"/>
+                <w:sz w:val="18"/>
+                <w:szCs w:val="18"/>
+              </w:rPr>
+              <w:t xml:space="preserve">            else:</w:t>
+            </w:r>
+          </w:p>
+          <w:p>
+            <w:pPr>
+              <w:spacing w:after="20"/>
+            </w:pPr>
+            <w:r>
+              <w:rPr>
+                <w:rFonts w:ascii="Courier New" w:cs="Courier New" w:eastAsia="Courier New" w:hAnsi="Courier New"/>
+                <w:sz w:val="18"/>
+                <w:szCs w:val="18"/>
+              </w:rPr>
+              <w:t xml:space="preserve">                result.append(right[j])</w:t>
+            </w:r>
+          </w:p>
+          <w:p>
+            <w:pPr>
+              <w:spacing w:after="20"/>
+            </w:pPr>
+            <w:r>
+              <w:rPr>
+                <w:rFonts w:ascii="Courier New" w:cs="Courier New" w:eastAsia="Courier New" w:hAnsi="Courier New"/>
+                <w:sz w:val="18"/>
+                <w:szCs w:val="18"/>
+              </w:rPr>
+              <w:t xml:space="preserve">                j += 1</w:t>
+            </w:r>
+          </w:p>
+          <w:p>
+            <w:pPr>
+              <w:spacing w:after="20"/>
+            </w:pPr>
+            <w:r>
+              <w:rPr>
+                <w:rFonts w:ascii="Courier New" w:cs="Courier New" w:eastAsia="Courier New" w:hAnsi="Courier New"/>
+                <w:sz w:val="18"/>
+                <w:szCs w:val="18"/>
+              </w:rPr>
+              <w:t xml:space="preserve">        result.extend(left[i:])</w:t>
+            </w:r>
+          </w:p>
+          <w:p>
+            <w:pPr>
+              <w:spacing w:after="20"/>
+            </w:pPr>
+            <w:r>
+              <w:rPr>
+                <w:rFonts w:ascii="Courier New" w:cs="Courier New" w:eastAsia="Courier New" w:hAnsi="Courier New"/>
+                <w:sz w:val="18"/>
+                <w:szCs w:val="18"/>
+              </w:rPr>
+              <w:t xml:space="preserve">        result.extend(right[j:])</w:t>
+            </w:r>
+          </w:p>
+          <w:p>
+            <w:pPr>
+              <w:spacing w:after="20"/>
+            </w:pPr>
+            <w:r>
+              <w:rPr>
+                <w:rFonts w:ascii="Courier New" w:cs="Courier New" w:eastAsia="Courier New" w:hAnsi="Courier New"/>
+                <w:sz w:val="18"/>
+                <w:szCs w:val="18"/>
+              </w:rPr>
+              <w:t xml:space="preserve">        return result</w:t>
+            </w:r>
+          </w:p>
+          <w:p>
+            <w:pPr>
+              <w:spacing w:after="20"/>
+            </w:pPr>
+            <w:r>
+              <w:rPr>
+                <w:rFonts w:ascii="Courier New" w:cs="Courier New" w:eastAsia="Courier New" w:hAnsi="Courier New"/>
+                <w:sz w:val="18"/>
+                <w:szCs w:val="18"/>
+              </w:rPr>
+              <w:t xml:space="preserve"> </w:t>
+            </w:r>
+          </w:p>
+          <w:p>
+            <w:pPr>
+              <w:spacing w:after="20"/>
+            </w:pPr>
+            <w:r>
+              <w:rPr>
+                <w:rFonts w:ascii="Courier New" w:cs="Courier New" w:eastAsia="Courier New" w:hAnsi="Courier New"/>
+                <w:sz w:val="18"/>
+                <w:szCs w:val="18"/>
+              </w:rPr>
+              <w:t xml:space="preserve">class QuickSort(SortingAlgorithm):</w:t>
+            </w:r>
+          </w:p>
+          <w:p>
+            <w:pPr>
+              <w:spacing w:after="20"/>
+            </w:pPr>
+            <w:r>
+              <w:rPr>
+                <w:rFonts w:ascii="Courier New" w:cs="Courier New" w:eastAsia="Courier New" w:hAnsi="Courier New"/>
+                <w:sz w:val="18"/>
+                <w:szCs w:val="18"/>
+              </w:rPr>
+              <w:t xml:space="preserve">    name = "Quick Sort"</w:t>
+            </w:r>
+          </w:p>
+          <w:p>
+            <w:pPr>
+              <w:spacing w:after="20"/>
+            </w:pPr>
+            <w:r>
+              <w:rPr>
+                <w:rFonts w:ascii="Courier New" w:cs="Courier New" w:eastAsia="Courier New" w:hAnsi="Courier New"/>
+                <w:sz w:val="18"/>
+                <w:szCs w:val="18"/>
+              </w:rPr>
+              <w:t xml:space="preserve">    best_case = "O(n log n)"</w:t>
+            </w:r>
+          </w:p>
+          <w:p>
+            <w:pPr>
+              <w:spacing w:after="20"/>
+            </w:pPr>
+            <w:r>
+              <w:rPr>
+                <w:rFonts w:ascii="Courier New" w:cs="Courier New" w:eastAsia="Courier New" w:hAnsi="Courier New"/>
+                <w:sz w:val="18"/>
+                <w:szCs w:val="18"/>
+              </w:rPr>
+              <w:t xml:space="preserve">    avg_case = "O(n log n)"</w:t>
+            </w:r>
+          </w:p>
+          <w:p>
+            <w:pPr>
+              <w:spacing w:after="20"/>
+            </w:pPr>
+            <w:r>
+              <w:rPr>
+                <w:rFonts w:ascii="Courier New" w:cs="Courier New" w:eastAsia="Courier New" w:hAnsi="Courier New"/>
+                <w:sz w:val="18"/>
+                <w:szCs w:val="18"/>
+              </w:rPr>
+              <w:t xml:space="preserve">    worst_case = "O(n²)"</w:t>
+            </w:r>
+          </w:p>
+          <w:p>
+            <w:pPr>
+              <w:spacing w:after="20"/>
+            </w:pPr>
+            <w:r>
+              <w:rPr>
+                <w:rFonts w:ascii="Courier New" w:cs="Courier New" w:eastAsia="Courier New" w:hAnsi="Courier New"/>
+                <w:sz w:val="18"/>
+                <w:szCs w:val="18"/>
+              </w:rPr>
+              <w:t xml:space="preserve">    space = "O(log n)"</w:t>
+            </w:r>
+          </w:p>
+          <w:p>
+            <w:pPr>
+              <w:spacing w:after="20"/>
+            </w:pPr>
+            <w:r>
+              <w:rPr>
+                <w:rFonts w:ascii="Courier New" w:cs="Courier New" w:eastAsia="Courier New" w:hAnsi="Courier New"/>
+                <w:sz w:val="18"/>
+                <w:szCs w:val="18"/>
+              </w:rPr>
               <w:t xml:space="preserve">    stable = False</w:t>
             </w:r>
           </w:p>
@@ -1429,98 +2916,124 @@
                 <w:sz w:val="18"/>
                 <w:szCs w:val="18"/>
               </w:rPr>
-              <w:t xml:space="preserve">    def sort(self, arr):</w:t>
-            </w:r>
-          </w:p>
-          <w:p>
-            <w:pPr>
-              <w:spacing w:after="20"/>
-            </w:pPr>
-            <w:r>
-              <w:rPr>
-                <w:rFonts w:ascii="Courier New" w:cs="Courier New" w:eastAsia="Courier New" w:hAnsi="Courier New"/>
-                <w:sz w:val="18"/>
-                <w:szCs w:val="18"/>
-              </w:rPr>
-              <w:t xml:space="preserve">        n = len(arr)</w:t>
-            </w:r>
-          </w:p>
-          <w:p>
-            <w:pPr>
-              <w:spacing w:after="20"/>
-            </w:pPr>
-            <w:r>
-              <w:rPr>
-                <w:rFonts w:ascii="Courier New" w:cs="Courier New" w:eastAsia="Courier New" w:hAnsi="Courier New"/>
-                <w:sz w:val="18"/>
-                <w:szCs w:val="18"/>
-              </w:rPr>
-              <w:t xml:space="preserve">        for i in range(n):</w:t>
-            </w:r>
-          </w:p>
-          <w:p>
-            <w:pPr>
-              <w:spacing w:after="20"/>
-            </w:pPr>
-            <w:r>
-              <w:rPr>
-                <w:rFonts w:ascii="Courier New" w:cs="Courier New" w:eastAsia="Courier New" w:hAnsi="Courier New"/>
-                <w:sz w:val="18"/>
-                <w:szCs w:val="18"/>
-              </w:rPr>
-              <w:t xml:space="preserve">            min_idx = i</w:t>
-            </w:r>
-          </w:p>
-          <w:p>
-            <w:pPr>
-              <w:spacing w:after="20"/>
-            </w:pPr>
-            <w:r>
-              <w:rPr>
-                <w:rFonts w:ascii="Courier New" w:cs="Courier New" w:eastAsia="Courier New" w:hAnsi="Courier New"/>
-                <w:sz w:val="18"/>
-                <w:szCs w:val="18"/>
-              </w:rPr>
-              <w:t xml:space="preserve">            for j in range(i + 1, n):</w:t>
-            </w:r>
-          </w:p>
-          <w:p>
-            <w:pPr>
-              <w:spacing w:after="20"/>
-            </w:pPr>
-            <w:r>
-              <w:rPr>
-                <w:rFonts w:ascii="Courier New" w:cs="Courier New" w:eastAsia="Courier New" w:hAnsi="Courier New"/>
-                <w:sz w:val="18"/>
-                <w:szCs w:val="18"/>
-              </w:rPr>
-              <w:t xml:space="preserve">                if arr[j] &lt; arr[min_idx]:</w:t>
-            </w:r>
-          </w:p>
-          <w:p>
-            <w:pPr>
-              <w:spacing w:after="20"/>
-            </w:pPr>
-            <w:r>
-              <w:rPr>
-                <w:rFonts w:ascii="Courier New" w:cs="Courier New" w:eastAsia="Courier New" w:hAnsi="Courier New"/>
-                <w:sz w:val="18"/>
-                <w:szCs w:val="18"/>
-              </w:rPr>
-              <w:t xml:space="preserve">                    min_idx = j</w:t>
-            </w:r>
-          </w:p>
-          <w:p>
-            <w:pPr>
-              <w:spacing w:after="20"/>
-            </w:pPr>
-            <w:r>
-              <w:rPr>
-                <w:rFonts w:ascii="Courier New" w:cs="Courier New" w:eastAsia="Courier New" w:hAnsi="Courier New"/>
-                <w:sz w:val="18"/>
-                <w:szCs w:val="18"/>
-              </w:rPr>
-              <w:t xml:space="preserve">            arr[i], arr[min_idx] = arr[min_idx], arr[i]</w:t>
+              <w:t xml:space="preserve">    def sort(self, arr, low=None, high=None):</w:t>
+            </w:r>
+          </w:p>
+          <w:p>
+            <w:pPr>
+              <w:spacing w:after="20"/>
+            </w:pPr>
+            <w:r>
+              <w:rPr>
+                <w:rFonts w:ascii="Courier New" w:cs="Courier New" w:eastAsia="Courier New" w:hAnsi="Courier New"/>
+                <w:sz w:val="18"/>
+                <w:szCs w:val="18"/>
+              </w:rPr>
+              <w:t xml:space="preserve">        if low is None:</w:t>
+            </w:r>
+          </w:p>
+          <w:p>
+            <w:pPr>
+              <w:spacing w:after="20"/>
+            </w:pPr>
+            <w:r>
+              <w:rPr>
+                <w:rFonts w:ascii="Courier New" w:cs="Courier New" w:eastAsia="Courier New" w:hAnsi="Courier New"/>
+                <w:sz w:val="18"/>
+                <w:szCs w:val="18"/>
+              </w:rPr>
+              <w:t xml:space="preserve">            low = 0</w:t>
+            </w:r>
+          </w:p>
+          <w:p>
+            <w:pPr>
+              <w:spacing w:after="20"/>
+            </w:pPr>
+            <w:r>
+              <w:rPr>
+                <w:rFonts w:ascii="Courier New" w:cs="Courier New" w:eastAsia="Courier New" w:hAnsi="Courier New"/>
+                <w:sz w:val="18"/>
+                <w:szCs w:val="18"/>
+              </w:rPr>
+              <w:t xml:space="preserve">        if high is None:</w:t>
+            </w:r>
+          </w:p>
+          <w:p>
+            <w:pPr>
+              <w:spacing w:after="20"/>
+            </w:pPr>
+            <w:r>
+              <w:rPr>
+                <w:rFonts w:ascii="Courier New" w:cs="Courier New" w:eastAsia="Courier New" w:hAnsi="Courier New"/>
+                <w:sz w:val="18"/>
+                <w:szCs w:val="18"/>
+              </w:rPr>
+              <w:t xml:space="preserve">            high = len(arr) - 1</w:t>
+            </w:r>
+          </w:p>
+          <w:p>
+            <w:pPr>
+              <w:spacing w:after="20"/>
+            </w:pPr>
+            <w:r>
+              <w:rPr>
+                <w:rFonts w:ascii="Courier New" w:cs="Courier New" w:eastAsia="Courier New" w:hAnsi="Courier New"/>
+                <w:sz w:val="18"/>
+                <w:szCs w:val="18"/>
+              </w:rPr>
+              <w:t xml:space="preserve"> </w:t>
+            </w:r>
+          </w:p>
+          <w:p>
+            <w:pPr>
+              <w:spacing w:after="20"/>
+            </w:pPr>
+            <w:r>
+              <w:rPr>
+                <w:rFonts w:ascii="Courier New" w:cs="Courier New" w:eastAsia="Courier New" w:hAnsi="Courier New"/>
+                <w:sz w:val="18"/>
+                <w:szCs w:val="18"/>
+              </w:rPr>
+              <w:t xml:space="preserve">        if low &lt; high:</w:t>
+            </w:r>
+          </w:p>
+          <w:p>
+            <w:pPr>
+              <w:spacing w:after="20"/>
+            </w:pPr>
+            <w:r>
+              <w:rPr>
+                <w:rFonts w:ascii="Courier New" w:cs="Courier New" w:eastAsia="Courier New" w:hAnsi="Courier New"/>
+                <w:sz w:val="18"/>
+                <w:szCs w:val="18"/>
+              </w:rPr>
+              <w:t xml:space="preserve">            pivot_idx = self.partition(arr, low, high)</w:t>
+            </w:r>
+          </w:p>
+          <w:p>
+            <w:pPr>
+              <w:spacing w:after="20"/>
+            </w:pPr>
+            <w:r>
+              <w:rPr>
+                <w:rFonts w:ascii="Courier New" w:cs="Courier New" w:eastAsia="Courier New" w:hAnsi="Courier New"/>
+                <w:sz w:val="18"/>
+                <w:szCs w:val="18"/>
+              </w:rPr>
+              <w:t xml:space="preserve">            self.sort(arr, low, pivot_idx - 1)</w:t>
+            </w:r>
+          </w:p>
+          <w:p>
+            <w:pPr>
+              <w:spacing w:after="20"/>
+            </w:pPr>
+            <w:r>
+              <w:rPr>
+                <w:rFonts w:ascii="Courier New" w:cs="Courier New" w:eastAsia="Courier New" w:hAnsi="Courier New"/>
+                <w:sz w:val="18"/>
+                <w:szCs w:val="18"/>
+              </w:rPr>
+              <w:t xml:space="preserve">            self.sort(arr, pivot_idx + 1, high)</w:t>
             </w:r>
           </w:p>
           <w:p>
@@ -1559,98 +3072,111 @@
                 <w:sz w:val="18"/>
                 <w:szCs w:val="18"/>
               </w:rPr>
-              <w:t xml:space="preserve">class InsertionSort(SortingAlgorithm):</w:t>
-            </w:r>
-          </w:p>
-          <w:p>
-            <w:pPr>
-              <w:spacing w:after="20"/>
-            </w:pPr>
-            <w:r>
-              <w:rPr>
-                <w:rFonts w:ascii="Courier New" w:cs="Courier New" w:eastAsia="Courier New" w:hAnsi="Courier New"/>
-                <w:sz w:val="18"/>
-                <w:szCs w:val="18"/>
-              </w:rPr>
-              <w:t xml:space="preserve">    name = "Insertion Sort"</w:t>
-            </w:r>
-          </w:p>
-          <w:p>
-            <w:pPr>
-              <w:spacing w:after="20"/>
-            </w:pPr>
-            <w:r>
-              <w:rPr>
-                <w:rFonts w:ascii="Courier New" w:cs="Courier New" w:eastAsia="Courier New" w:hAnsi="Courier New"/>
-                <w:sz w:val="18"/>
-                <w:szCs w:val="18"/>
-              </w:rPr>
-              <w:t xml:space="preserve">    best_case = "O(n)"</w:t>
-            </w:r>
-          </w:p>
-          <w:p>
-            <w:pPr>
-              <w:spacing w:after="20"/>
-            </w:pPr>
-            <w:r>
-              <w:rPr>
-                <w:rFonts w:ascii="Courier New" w:cs="Courier New" w:eastAsia="Courier New" w:hAnsi="Courier New"/>
-                <w:sz w:val="18"/>
-                <w:szCs w:val="18"/>
-              </w:rPr>
-              <w:t xml:space="preserve">    avg_case = "O(n²)"</w:t>
-            </w:r>
-          </w:p>
-          <w:p>
-            <w:pPr>
-              <w:spacing w:after="20"/>
-            </w:pPr>
-            <w:r>
-              <w:rPr>
-                <w:rFonts w:ascii="Courier New" w:cs="Courier New" w:eastAsia="Courier New" w:hAnsi="Courier New"/>
-                <w:sz w:val="18"/>
-                <w:szCs w:val="18"/>
-              </w:rPr>
-              <w:t xml:space="preserve">    worst_case = "O(n²)"</w:t>
-            </w:r>
-          </w:p>
-          <w:p>
-            <w:pPr>
-              <w:spacing w:after="20"/>
-            </w:pPr>
-            <w:r>
-              <w:rPr>
-                <w:rFonts w:ascii="Courier New" w:cs="Courier New" w:eastAsia="Courier New" w:hAnsi="Courier New"/>
-                <w:sz w:val="18"/>
-                <w:szCs w:val="18"/>
-              </w:rPr>
-              <w:t xml:space="preserve">    space = "O(1)"</w:t>
-            </w:r>
-          </w:p>
-          <w:p>
-            <w:pPr>
-              <w:spacing w:after="20"/>
-            </w:pPr>
-            <w:r>
-              <w:rPr>
-                <w:rFonts w:ascii="Courier New" w:cs="Courier New" w:eastAsia="Courier New" w:hAnsi="Courier New"/>
-                <w:sz w:val="18"/>
-                <w:szCs w:val="18"/>
-              </w:rPr>
-              <w:t xml:space="preserve">    stable = True</w:t>
-            </w:r>
-          </w:p>
-          <w:p>
-            <w:pPr>
-              <w:spacing w:after="20"/>
-            </w:pPr>
-            <w:r>
-              <w:rPr>
-                <w:rFonts w:ascii="Courier New" w:cs="Courier New" w:eastAsia="Courier New" w:hAnsi="Courier New"/>
-                <w:sz w:val="18"/>
-                <w:szCs w:val="18"/>
-              </w:rPr>
-              <w:t xml:space="preserve">    inplace = True</w:t>
+              <w:t xml:space="preserve">    def partition(self, arr, low, high):</w:t>
+            </w:r>
+          </w:p>
+          <w:p>
+            <w:pPr>
+              <w:spacing w:after="20"/>
+            </w:pPr>
+            <w:r>
+              <w:rPr>
+                <w:rFonts w:ascii="Courier New" w:cs="Courier New" w:eastAsia="Courier New" w:hAnsi="Courier New"/>
+                <w:sz w:val="18"/>
+                <w:szCs w:val="18"/>
+              </w:rPr>
+              <w:t xml:space="preserve">        pivot = arr[high]</w:t>
+            </w:r>
+          </w:p>
+          <w:p>
+            <w:pPr>
+              <w:spacing w:after="20"/>
+            </w:pPr>
+            <w:r>
+              <w:rPr>
+                <w:rFonts w:ascii="Courier New" w:cs="Courier New" w:eastAsia="Courier New" w:hAnsi="Courier New"/>
+                <w:sz w:val="18"/>
+                <w:szCs w:val="18"/>
+              </w:rPr>
+              <w:t xml:space="preserve">        i = low - 1</w:t>
+            </w:r>
+          </w:p>
+          <w:p>
+            <w:pPr>
+              <w:spacing w:after="20"/>
+            </w:pPr>
+            <w:r>
+              <w:rPr>
+                <w:rFonts w:ascii="Courier New" w:cs="Courier New" w:eastAsia="Courier New" w:hAnsi="Courier New"/>
+                <w:sz w:val="18"/>
+                <w:szCs w:val="18"/>
+              </w:rPr>
+              <w:t xml:space="preserve">        for j in range(low, high):</w:t>
+            </w:r>
+          </w:p>
+          <w:p>
+            <w:pPr>
+              <w:spacing w:after="20"/>
+            </w:pPr>
+            <w:r>
+              <w:rPr>
+                <w:rFonts w:ascii="Courier New" w:cs="Courier New" w:eastAsia="Courier New" w:hAnsi="Courier New"/>
+                <w:sz w:val="18"/>
+                <w:szCs w:val="18"/>
+              </w:rPr>
+              <w:t xml:space="preserve">            if arr[j] &lt; pivot:</w:t>
+            </w:r>
+          </w:p>
+          <w:p>
+            <w:pPr>
+              <w:spacing w:after="20"/>
+            </w:pPr>
+            <w:r>
+              <w:rPr>
+                <w:rFonts w:ascii="Courier New" w:cs="Courier New" w:eastAsia="Courier New" w:hAnsi="Courier New"/>
+                <w:sz w:val="18"/>
+                <w:szCs w:val="18"/>
+              </w:rPr>
+              <w:t xml:space="preserve">                i += 1</w:t>
+            </w:r>
+          </w:p>
+          <w:p>
+            <w:pPr>
+              <w:spacing w:after="20"/>
+            </w:pPr>
+            <w:r>
+              <w:rPr>
+                <w:rFonts w:ascii="Courier New" w:cs="Courier New" w:eastAsia="Courier New" w:hAnsi="Courier New"/>
+                <w:sz w:val="18"/>
+                <w:szCs w:val="18"/>
+              </w:rPr>
+              <w:t xml:space="preserve">                arr[i], arr[j] = arr[j], arr[i]</w:t>
+            </w:r>
+          </w:p>
+          <w:p>
+            <w:pPr>
+              <w:spacing w:after="20"/>
+            </w:pPr>
+            <w:r>
+              <w:rPr>
+                <w:rFonts w:ascii="Courier New" w:cs="Courier New" w:eastAsia="Courier New" w:hAnsi="Courier New"/>
+                <w:sz w:val="18"/>
+                <w:szCs w:val="18"/>
+              </w:rPr>
+              <w:t xml:space="preserve">        arr[i + 1], arr[high] = arr[high], arr[i + 1]</w:t>
+            </w:r>
+          </w:p>
+          <w:p>
+            <w:pPr>
+              <w:spacing w:after="20"/>
+            </w:pPr>
+            <w:r>
+              <w:rPr>
+                <w:rFonts w:ascii="Courier New" w:cs="Courier New" w:eastAsia="Courier New" w:hAnsi="Courier New"/>
+                <w:sz w:val="18"/>
+                <w:szCs w:val="18"/>
+              </w:rPr>
+              <w:t xml:space="preserve">        return i + 1</w:t>
             </w:r>
           </w:p>
           <w:p>
@@ -1676,123 +3202,6 @@
                 <w:sz w:val="18"/>
                 <w:szCs w:val="18"/>
               </w:rPr>
-              <w:t xml:space="preserve">    def sort(self, arr):</w:t>
-            </w:r>
-          </w:p>
-          <w:p>
-            <w:pPr>
-              <w:spacing w:after="20"/>
-            </w:pPr>
-            <w:r>
-              <w:rPr>
-                <w:rFonts w:ascii="Courier New" w:cs="Courier New" w:eastAsia="Courier New" w:hAnsi="Courier New"/>
-                <w:sz w:val="18"/>
-                <w:szCs w:val="18"/>
-              </w:rPr>
-              <w:t xml:space="preserve">        for i in range(1, len(arr)):</w:t>
-            </w:r>
-          </w:p>
-          <w:p>
-            <w:pPr>
-              <w:spacing w:after="20"/>
-            </w:pPr>
-            <w:r>
-              <w:rPr>
-                <w:rFonts w:ascii="Courier New" w:cs="Courier New" w:eastAsia="Courier New" w:hAnsi="Courier New"/>
-                <w:sz w:val="18"/>
-                <w:szCs w:val="18"/>
-              </w:rPr>
-              <w:t xml:space="preserve">            key = arr[i]</w:t>
-            </w:r>
-          </w:p>
-          <w:p>
-            <w:pPr>
-              <w:spacing w:after="20"/>
-            </w:pPr>
-            <w:r>
-              <w:rPr>
-                <w:rFonts w:ascii="Courier New" w:cs="Courier New" w:eastAsia="Courier New" w:hAnsi="Courier New"/>
-                <w:sz w:val="18"/>
-                <w:szCs w:val="18"/>
-              </w:rPr>
-              <w:t xml:space="preserve">            j = i - 1</w:t>
-            </w:r>
-          </w:p>
-          <w:p>
-            <w:pPr>
-              <w:spacing w:after="20"/>
-            </w:pPr>
-            <w:r>
-              <w:rPr>
-                <w:rFonts w:ascii="Courier New" w:cs="Courier New" w:eastAsia="Courier New" w:hAnsi="Courier New"/>
-                <w:sz w:val="18"/>
-                <w:szCs w:val="18"/>
-              </w:rPr>
-              <w:t xml:space="preserve">            while j &gt;= 0 and arr[j] &gt; key:</w:t>
-            </w:r>
-          </w:p>
-          <w:p>
-            <w:pPr>
-              <w:spacing w:after="20"/>
-            </w:pPr>
-            <w:r>
-              <w:rPr>
-                <w:rFonts w:ascii="Courier New" w:cs="Courier New" w:eastAsia="Courier New" w:hAnsi="Courier New"/>
-                <w:sz w:val="18"/>
-                <w:szCs w:val="18"/>
-              </w:rPr>
-              <w:t xml:space="preserve">                arr[j + 1] = arr[j]</w:t>
-            </w:r>
-          </w:p>
-          <w:p>
-            <w:pPr>
-              <w:spacing w:after="20"/>
-            </w:pPr>
-            <w:r>
-              <w:rPr>
-                <w:rFonts w:ascii="Courier New" w:cs="Courier New" w:eastAsia="Courier New" w:hAnsi="Courier New"/>
-                <w:sz w:val="18"/>
-                <w:szCs w:val="18"/>
-              </w:rPr>
-              <w:t xml:space="preserve">                j -= 1</w:t>
-            </w:r>
-          </w:p>
-          <w:p>
-            <w:pPr>
-              <w:spacing w:after="20"/>
-            </w:pPr>
-            <w:r>
-              <w:rPr>
-                <w:rFonts w:ascii="Courier New" w:cs="Courier New" w:eastAsia="Courier New" w:hAnsi="Courier New"/>
-                <w:sz w:val="18"/>
-                <w:szCs w:val="18"/>
-              </w:rPr>
-              <w:t xml:space="preserve">            arr[j + 1] = key</w:t>
-            </w:r>
-          </w:p>
-          <w:p>
-            <w:pPr>
-              <w:spacing w:after="20"/>
-            </w:pPr>
-            <w:r>
-              <w:rPr>
-                <w:rFonts w:ascii="Courier New" w:cs="Courier New" w:eastAsia="Courier New" w:hAnsi="Courier New"/>
-                <w:sz w:val="18"/>
-                <w:szCs w:val="18"/>
-              </w:rPr>
-              <w:t xml:space="preserve">        return arr</w:t>
-            </w:r>
-          </w:p>
-          <w:p>
-            <w:pPr>
-              <w:spacing w:after="20"/>
-            </w:pPr>
-            <w:r>
-              <w:rPr>
-                <w:rFonts w:ascii="Courier New" w:cs="Courier New" w:eastAsia="Courier New" w:hAnsi="Courier New"/>
-                <w:sz w:val="18"/>
-                <w:szCs w:val="18"/>
-              </w:rPr>
               <w:t xml:space="preserve"> </w:t>
             </w:r>
           </w:p>
@@ -1806,98 +3215,46 @@
                 <w:sz w:val="18"/>
                 <w:szCs w:val="18"/>
               </w:rPr>
-              <w:t xml:space="preserve">class MergeSort(SortingAlgorithm):</w:t>
-            </w:r>
-          </w:p>
-          <w:p>
-            <w:pPr>
-              <w:spacing w:after="20"/>
-            </w:pPr>
-            <w:r>
-              <w:rPr>
-                <w:rFonts w:ascii="Courier New" w:cs="Courier New" w:eastAsia="Courier New" w:hAnsi="Courier New"/>
-                <w:sz w:val="18"/>
-                <w:szCs w:val="18"/>
-              </w:rPr>
-              <w:t xml:space="preserve">    name = "Merge Sort"</w:t>
-            </w:r>
-          </w:p>
-          <w:p>
-            <w:pPr>
-              <w:spacing w:after="20"/>
-            </w:pPr>
-            <w:r>
-              <w:rPr>
-                <w:rFonts w:ascii="Courier New" w:cs="Courier New" w:eastAsia="Courier New" w:hAnsi="Courier New"/>
-                <w:sz w:val="18"/>
-                <w:szCs w:val="18"/>
-              </w:rPr>
-              <w:t xml:space="preserve">    best_case = "O(n log n)"</w:t>
-            </w:r>
-          </w:p>
-          <w:p>
-            <w:pPr>
-              <w:spacing w:after="20"/>
-            </w:pPr>
-            <w:r>
-              <w:rPr>
-                <w:rFonts w:ascii="Courier New" w:cs="Courier New" w:eastAsia="Courier New" w:hAnsi="Courier New"/>
-                <w:sz w:val="18"/>
-                <w:szCs w:val="18"/>
-              </w:rPr>
-              <w:t xml:space="preserve">    avg_case = "O(n log n)"</w:t>
-            </w:r>
-          </w:p>
-          <w:p>
-            <w:pPr>
-              <w:spacing w:after="20"/>
-            </w:pPr>
-            <w:r>
-              <w:rPr>
-                <w:rFonts w:ascii="Courier New" w:cs="Courier New" w:eastAsia="Courier New" w:hAnsi="Courier New"/>
-                <w:sz w:val="18"/>
-                <w:szCs w:val="18"/>
-              </w:rPr>
-              <w:t xml:space="preserve">    worst_case = "O(n log n)"</w:t>
-            </w:r>
-          </w:p>
-          <w:p>
-            <w:pPr>
-              <w:spacing w:after="20"/>
-            </w:pPr>
-            <w:r>
-              <w:rPr>
-                <w:rFonts w:ascii="Courier New" w:cs="Courier New" w:eastAsia="Courier New" w:hAnsi="Courier New"/>
-                <w:sz w:val="18"/>
-                <w:szCs w:val="18"/>
-              </w:rPr>
-              <w:t xml:space="preserve">    space = "O(n)"</w:t>
-            </w:r>
-          </w:p>
-          <w:p>
-            <w:pPr>
-              <w:spacing w:after="20"/>
-            </w:pPr>
-            <w:r>
-              <w:rPr>
-                <w:rFonts w:ascii="Courier New" w:cs="Courier New" w:eastAsia="Courier New" w:hAnsi="Courier New"/>
-                <w:sz w:val="18"/>
-                <w:szCs w:val="18"/>
-              </w:rPr>
-              <w:t xml:space="preserve">    stable = True</w:t>
-            </w:r>
-          </w:p>
-          <w:p>
-            <w:pPr>
-              <w:spacing w:after="20"/>
-            </w:pPr>
-            <w:r>
-              <w:rPr>
-                <w:rFonts w:ascii="Courier New" w:cs="Courier New" w:eastAsia="Courier New" w:hAnsi="Courier New"/>
-                <w:sz w:val="18"/>
-                <w:szCs w:val="18"/>
-              </w:rPr>
-              <w:t xml:space="preserve">    inplace = False</w:t>
+              <w:t xml:space="preserve">def recommend_algorithm(arr, constraints=None):</w:t>
+            </w:r>
+          </w:p>
+          <w:p>
+            <w:pPr>
+              <w:spacing w:after="20"/>
+            </w:pPr>
+            <w:r>
+              <w:rPr>
+                <w:rFonts w:ascii="Courier New" w:cs="Courier New" w:eastAsia="Courier New" w:hAnsi="Courier New"/>
+                <w:sz w:val="18"/>
+                <w:szCs w:val="18"/>
+              </w:rPr>
+              <w:t xml:space="preserve">    """Recommend best sorting algorithm based on array and constraints."""</w:t>
+            </w:r>
+          </w:p>
+          <w:p>
+            <w:pPr>
+              <w:spacing w:after="20"/>
+            </w:pPr>
+            <w:r>
+              <w:rPr>
+                <w:rFonts w:ascii="Courier New" w:cs="Courier New" w:eastAsia="Courier New" w:hAnsi="Courier New"/>
+                <w:sz w:val="18"/>
+                <w:szCs w:val="18"/>
+              </w:rPr>
+              <w:t xml:space="preserve">    if constraints is None:</w:t>
+            </w:r>
+          </w:p>
+          <w:p>
+            <w:pPr>
+              <w:spacing w:after="20"/>
+            </w:pPr>
+            <w:r>
+              <w:rPr>
+                <w:rFonts w:ascii="Courier New" w:cs="Courier New" w:eastAsia="Courier New" w:hAnsi="Courier New"/>
+                <w:sz w:val="18"/>
+                <w:szCs w:val="18"/>
+              </w:rPr>
+              <w:t xml:space="preserve">        constraints = {}</w:t>
             </w:r>
           </w:p>
           <w:p>
@@ -1923,85 +3280,7 @@
                 <w:sz w:val="18"/>
                 <w:szCs w:val="18"/>
               </w:rPr>
-              <w:t xml:space="preserve">    def sort(self, arr):</w:t>
-            </w:r>
-          </w:p>
-          <w:p>
-            <w:pPr>
-              <w:spacing w:after="20"/>
-            </w:pPr>
-            <w:r>
-              <w:rPr>
-                <w:rFonts w:ascii="Courier New" w:cs="Courier New" w:eastAsia="Courier New" w:hAnsi="Courier New"/>
-                <w:sz w:val="18"/>
-                <w:szCs w:val="18"/>
-              </w:rPr>
-              <w:t xml:space="preserve">        if len(arr) &lt;= 1:</w:t>
-            </w:r>
-          </w:p>
-          <w:p>
-            <w:pPr>
-              <w:spacing w:after="20"/>
-            </w:pPr>
-            <w:r>
-              <w:rPr>
-                <w:rFonts w:ascii="Courier New" w:cs="Courier New" w:eastAsia="Courier New" w:hAnsi="Courier New"/>
-                <w:sz w:val="18"/>
-                <w:szCs w:val="18"/>
-              </w:rPr>
-              <w:t xml:space="preserve">            return arr</w:t>
-            </w:r>
-          </w:p>
-          <w:p>
-            <w:pPr>
-              <w:spacing w:after="20"/>
-            </w:pPr>
-            <w:r>
-              <w:rPr>
-                <w:rFonts w:ascii="Courier New" w:cs="Courier New" w:eastAsia="Courier New" w:hAnsi="Courier New"/>
-                <w:sz w:val="18"/>
-                <w:szCs w:val="18"/>
-              </w:rPr>
-              <w:t xml:space="preserve">        mid = len(arr) // 2</w:t>
-            </w:r>
-          </w:p>
-          <w:p>
-            <w:pPr>
-              <w:spacing w:after="20"/>
-            </w:pPr>
-            <w:r>
-              <w:rPr>
-                <w:rFonts w:ascii="Courier New" w:cs="Courier New" w:eastAsia="Courier New" w:hAnsi="Courier New"/>
-                <w:sz w:val="18"/>
-                <w:szCs w:val="18"/>
-              </w:rPr>
-              <w:t xml:space="preserve">        left = self.sort(arr[:mid])</w:t>
-            </w:r>
-          </w:p>
-          <w:p>
-            <w:pPr>
-              <w:spacing w:after="20"/>
-            </w:pPr>
-            <w:r>
-              <w:rPr>
-                <w:rFonts w:ascii="Courier New" w:cs="Courier New" w:eastAsia="Courier New" w:hAnsi="Courier New"/>
-                <w:sz w:val="18"/>
-                <w:szCs w:val="18"/>
-              </w:rPr>
-              <w:t xml:space="preserve">        right = self.sort(arr[mid:])</w:t>
-            </w:r>
-          </w:p>
-          <w:p>
-            <w:pPr>
-              <w:spacing w:after="20"/>
-            </w:pPr>
-            <w:r>
-              <w:rPr>
-                <w:rFonts w:ascii="Courier New" w:cs="Courier New" w:eastAsia="Courier New" w:hAnsi="Courier New"/>
-                <w:sz w:val="18"/>
-                <w:szCs w:val="18"/>
-              </w:rPr>
-              <w:t xml:space="preserve">        return self.merge(left, right)</w:t>
+              <w:t xml:space="preserve">    n = len(arr)</w:t>
             </w:r>
           </w:p>
           <w:p>
@@ -2027,163 +3306,33 @@
                 <w:sz w:val="18"/>
                 <w:szCs w:val="18"/>
               </w:rPr>
-              <w:t xml:space="preserve">    def merge(self, left, right):</w:t>
-            </w:r>
-          </w:p>
-          <w:p>
-            <w:pPr>
-              <w:spacing w:after="20"/>
-            </w:pPr>
-            <w:r>
-              <w:rPr>
-                <w:rFonts w:ascii="Courier New" w:cs="Courier New" w:eastAsia="Courier New" w:hAnsi="Courier New"/>
-                <w:sz w:val="18"/>
-                <w:szCs w:val="18"/>
-              </w:rPr>
-              <w:t xml:space="preserve">        result = []</w:t>
-            </w:r>
-          </w:p>
-          <w:p>
-            <w:pPr>
-              <w:spacing w:after="20"/>
-            </w:pPr>
-            <w:r>
-              <w:rPr>
-                <w:rFonts w:ascii="Courier New" w:cs="Courier New" w:eastAsia="Courier New" w:hAnsi="Courier New"/>
-                <w:sz w:val="18"/>
-                <w:szCs w:val="18"/>
-              </w:rPr>
-              <w:t xml:space="preserve">        i = j = 0</w:t>
-            </w:r>
-          </w:p>
-          <w:p>
-            <w:pPr>
-              <w:spacing w:after="20"/>
-            </w:pPr>
-            <w:r>
-              <w:rPr>
-                <w:rFonts w:ascii="Courier New" w:cs="Courier New" w:eastAsia="Courier New" w:hAnsi="Courier New"/>
-                <w:sz w:val="18"/>
-                <w:szCs w:val="18"/>
-              </w:rPr>
-              <w:t xml:space="preserve">        while i &lt; len(left) and j &lt; len(right):</w:t>
-            </w:r>
-          </w:p>
-          <w:p>
-            <w:pPr>
-              <w:spacing w:after="20"/>
-            </w:pPr>
-            <w:r>
-              <w:rPr>
-                <w:rFonts w:ascii="Courier New" w:cs="Courier New" w:eastAsia="Courier New" w:hAnsi="Courier New"/>
-                <w:sz w:val="18"/>
-                <w:szCs w:val="18"/>
-              </w:rPr>
-              <w:t xml:space="preserve">            if left[i] &lt;= right[j]:</w:t>
-            </w:r>
-          </w:p>
-          <w:p>
-            <w:pPr>
-              <w:spacing w:after="20"/>
-            </w:pPr>
-            <w:r>
-              <w:rPr>
-                <w:rFonts w:ascii="Courier New" w:cs="Courier New" w:eastAsia="Courier New" w:hAnsi="Courier New"/>
-                <w:sz w:val="18"/>
-                <w:szCs w:val="18"/>
-              </w:rPr>
-              <w:t xml:space="preserve">                result.append(left[i])</w:t>
-            </w:r>
-          </w:p>
-          <w:p>
-            <w:pPr>
-              <w:spacing w:after="20"/>
-            </w:pPr>
-            <w:r>
-              <w:rPr>
-                <w:rFonts w:ascii="Courier New" w:cs="Courier New" w:eastAsia="Courier New" w:hAnsi="Courier New"/>
-                <w:sz w:val="18"/>
-                <w:szCs w:val="18"/>
-              </w:rPr>
-              <w:t xml:space="preserve">                i += 1</w:t>
-            </w:r>
-          </w:p>
-          <w:p>
-            <w:pPr>
-              <w:spacing w:after="20"/>
-            </w:pPr>
-            <w:r>
-              <w:rPr>
-                <w:rFonts w:ascii="Courier New" w:cs="Courier New" w:eastAsia="Courier New" w:hAnsi="Courier New"/>
-                <w:sz w:val="18"/>
-                <w:szCs w:val="18"/>
-              </w:rPr>
-              <w:t xml:space="preserve">            else:</w:t>
-            </w:r>
-          </w:p>
-          <w:p>
-            <w:pPr>
-              <w:spacing w:after="20"/>
-            </w:pPr>
-            <w:r>
-              <w:rPr>
-                <w:rFonts w:ascii="Courier New" w:cs="Courier New" w:eastAsia="Courier New" w:hAnsi="Courier New"/>
-                <w:sz w:val="18"/>
-                <w:szCs w:val="18"/>
-              </w:rPr>
-              <w:t xml:space="preserve">                result.append(right[j])</w:t>
-            </w:r>
-          </w:p>
-          <w:p>
-            <w:pPr>
-              <w:spacing w:after="20"/>
-            </w:pPr>
-            <w:r>
-              <w:rPr>
-                <w:rFonts w:ascii="Courier New" w:cs="Courier New" w:eastAsia="Courier New" w:hAnsi="Courier New"/>
-                <w:sz w:val="18"/>
-                <w:szCs w:val="18"/>
-              </w:rPr>
-              <w:t xml:space="preserve">                j += 1</w:t>
-            </w:r>
-          </w:p>
-          <w:p>
-            <w:pPr>
-              <w:spacing w:after="20"/>
-            </w:pPr>
-            <w:r>
-              <w:rPr>
-                <w:rFonts w:ascii="Courier New" w:cs="Courier New" w:eastAsia="Courier New" w:hAnsi="Courier New"/>
-                <w:sz w:val="18"/>
-                <w:szCs w:val="18"/>
-              </w:rPr>
-              <w:t xml:space="preserve">        result.extend(left[i:])</w:t>
-            </w:r>
-          </w:p>
-          <w:p>
-            <w:pPr>
-              <w:spacing w:after="20"/>
-            </w:pPr>
-            <w:r>
-              <w:rPr>
-                <w:rFonts w:ascii="Courier New" w:cs="Courier New" w:eastAsia="Courier New" w:hAnsi="Courier New"/>
-                <w:sz w:val="18"/>
-                <w:szCs w:val="18"/>
-              </w:rPr>
-              <w:t xml:space="preserve">        result.extend(right[j:])</w:t>
-            </w:r>
-          </w:p>
-          <w:p>
-            <w:pPr>
-              <w:spacing w:after="20"/>
-            </w:pPr>
-            <w:r>
-              <w:rPr>
-                <w:rFonts w:ascii="Courier New" w:cs="Courier New" w:eastAsia="Courier New" w:hAnsi="Courier New"/>
-                <w:sz w:val="18"/>
-                <w:szCs w:val="18"/>
-              </w:rPr>
-              <w:t xml:space="preserve">        return result</w:t>
+              <w:t xml:space="preserve">    # Analyze array characteristics</w:t>
+            </w:r>
+          </w:p>
+          <w:p>
+            <w:pPr>
+              <w:spacing w:after="20"/>
+            </w:pPr>
+            <w:r>
+              <w:rPr>
+                <w:rFonts w:ascii="Courier New" w:cs="Courier New" w:eastAsia="Courier New" w:hAnsi="Courier New"/>
+                <w:sz w:val="18"/>
+                <w:szCs w:val="18"/>
+              </w:rPr>
+              <w:t xml:space="preserve">    sorted_count = sum(1 for i in range(n - 1) if arr[i] &lt;= arr[i + 1])</w:t>
+            </w:r>
+          </w:p>
+          <w:p>
+            <w:pPr>
+              <w:spacing w:after="20"/>
+            </w:pPr>
+            <w:r>
+              <w:rPr>
+                <w:rFonts w:ascii="Courier New" w:cs="Courier New" w:eastAsia="Courier New" w:hAnsi="Courier New"/>
+                <w:sz w:val="18"/>
+                <w:szCs w:val="18"/>
+              </w:rPr>
+              <w:t xml:space="preserve">    sortedness = sorted_count / (n - 1) if n &gt; 1 else 1.0</w:t>
             </w:r>
           </w:p>
           <w:p>
@@ -2209,98 +3358,20 @@
                 <w:sz w:val="18"/>
                 <w:szCs w:val="18"/>
               </w:rPr>
-              <w:t xml:space="preserve">class QuickSort(SortingAlgorithm):</w:t>
-            </w:r>
-          </w:p>
-          <w:p>
-            <w:pPr>
-              <w:spacing w:after="20"/>
-            </w:pPr>
-            <w:r>
-              <w:rPr>
-                <w:rFonts w:ascii="Courier New" w:cs="Courier New" w:eastAsia="Courier New" w:hAnsi="Courier New"/>
-                <w:sz w:val="18"/>
-                <w:szCs w:val="18"/>
-              </w:rPr>
-              <w:t xml:space="preserve">    name = "Quick Sort"</w:t>
-            </w:r>
-          </w:p>
-          <w:p>
-            <w:pPr>
-              <w:spacing w:after="20"/>
-            </w:pPr>
-            <w:r>
-              <w:rPr>
-                <w:rFonts w:ascii="Courier New" w:cs="Courier New" w:eastAsia="Courier New" w:hAnsi="Courier New"/>
-                <w:sz w:val="18"/>
-                <w:szCs w:val="18"/>
-              </w:rPr>
-              <w:t xml:space="preserve">    best_case = "O(n log n)"</w:t>
-            </w:r>
-          </w:p>
-          <w:p>
-            <w:pPr>
-              <w:spacing w:after="20"/>
-            </w:pPr>
-            <w:r>
-              <w:rPr>
-                <w:rFonts w:ascii="Courier New" w:cs="Courier New" w:eastAsia="Courier New" w:hAnsi="Courier New"/>
-                <w:sz w:val="18"/>
-                <w:szCs w:val="18"/>
-              </w:rPr>
-              <w:t xml:space="preserve">    avg_case = "O(n log n)"</w:t>
-            </w:r>
-          </w:p>
-          <w:p>
-            <w:pPr>
-              <w:spacing w:after="20"/>
-            </w:pPr>
-            <w:r>
-              <w:rPr>
-                <w:rFonts w:ascii="Courier New" w:cs="Courier New" w:eastAsia="Courier New" w:hAnsi="Courier New"/>
-                <w:sz w:val="18"/>
-                <w:szCs w:val="18"/>
-              </w:rPr>
-              <w:t xml:space="preserve">    worst_case = "O(n²)"</w:t>
-            </w:r>
-          </w:p>
-          <w:p>
-            <w:pPr>
-              <w:spacing w:after="20"/>
-            </w:pPr>
-            <w:r>
-              <w:rPr>
-                <w:rFonts w:ascii="Courier New" w:cs="Courier New" w:eastAsia="Courier New" w:hAnsi="Courier New"/>
-                <w:sz w:val="18"/>
-                <w:szCs w:val="18"/>
-              </w:rPr>
-              <w:t xml:space="preserve">    space = "O(log n)"</w:t>
-            </w:r>
-          </w:p>
-          <w:p>
-            <w:pPr>
-              <w:spacing w:after="20"/>
-            </w:pPr>
-            <w:r>
-              <w:rPr>
-                <w:rFonts w:ascii="Courier New" w:cs="Courier New" w:eastAsia="Courier New" w:hAnsi="Courier New"/>
-                <w:sz w:val="18"/>
-                <w:szCs w:val="18"/>
-              </w:rPr>
-              <w:t xml:space="preserve">    stable = False</w:t>
-            </w:r>
-          </w:p>
-          <w:p>
-            <w:pPr>
-              <w:spacing w:after="20"/>
-            </w:pPr>
-            <w:r>
-              <w:rPr>
-                <w:rFonts w:ascii="Courier New" w:cs="Courier New" w:eastAsia="Courier New" w:hAnsi="Courier New"/>
-                <w:sz w:val="18"/>
-                <w:szCs w:val="18"/>
-              </w:rPr>
-              <w:t xml:space="preserve">    inplace = True</w:t>
+              <w:t xml:space="preserve">    unique = len(set(arr))</w:t>
+            </w:r>
+          </w:p>
+          <w:p>
+            <w:pPr>
+              <w:spacing w:after="20"/>
+            </w:pPr>
+            <w:r>
+              <w:rPr>
+                <w:rFonts w:ascii="Courier New" w:cs="Courier New" w:eastAsia="Courier New" w:hAnsi="Courier New"/>
+                <w:sz w:val="18"/>
+                <w:szCs w:val="18"/>
+              </w:rPr>
+              <w:t xml:space="preserve">    dup_ratio = 1 - (unique / n)</w:t>
             </w:r>
           </w:p>
           <w:p>
@@ -2326,59 +3397,20 @@
                 <w:sz w:val="18"/>
                 <w:szCs w:val="18"/>
               </w:rPr>
-              <w:t xml:space="preserve">    def sort(self, arr, low=None, high=None):</w:t>
-            </w:r>
-          </w:p>
-          <w:p>
-            <w:pPr>
-              <w:spacing w:after="20"/>
-            </w:pPr>
-            <w:r>
-              <w:rPr>
-                <w:rFonts w:ascii="Courier New" w:cs="Courier New" w:eastAsia="Courier New" w:hAnsi="Courier New"/>
-                <w:sz w:val="18"/>
-                <w:szCs w:val="18"/>
-              </w:rPr>
-              <w:t xml:space="preserve">        if low is None:</w:t>
-            </w:r>
-          </w:p>
-          <w:p>
-            <w:pPr>
-              <w:spacing w:after="20"/>
-            </w:pPr>
-            <w:r>
-              <w:rPr>
-                <w:rFonts w:ascii="Courier New" w:cs="Courier New" w:eastAsia="Courier New" w:hAnsi="Courier New"/>
-                <w:sz w:val="18"/>
-                <w:szCs w:val="18"/>
-              </w:rPr>
-              <w:t xml:space="preserve">            low = 0</w:t>
-            </w:r>
-          </w:p>
-          <w:p>
-            <w:pPr>
-              <w:spacing w:after="20"/>
-            </w:pPr>
-            <w:r>
-              <w:rPr>
-                <w:rFonts w:ascii="Courier New" w:cs="Courier New" w:eastAsia="Courier New" w:hAnsi="Courier New"/>
-                <w:sz w:val="18"/>
-                <w:szCs w:val="18"/>
-              </w:rPr>
-              <w:t xml:space="preserve">        if high is None:</w:t>
-            </w:r>
-          </w:p>
-          <w:p>
-            <w:pPr>
-              <w:spacing w:after="20"/>
-            </w:pPr>
-            <w:r>
-              <w:rPr>
-                <w:rFonts w:ascii="Courier New" w:cs="Courier New" w:eastAsia="Courier New" w:hAnsi="Courier New"/>
-                <w:sz w:val="18"/>
-                <w:szCs w:val="18"/>
-              </w:rPr>
-              <w:t xml:space="preserve">            high = len(arr) - 1</w:t>
+              <w:t xml:space="preserve">    # Decision logic</w:t>
+            </w:r>
+          </w:p>
+          <w:p>
+            <w:pPr>
+              <w:spacing w:after="20"/>
+            </w:pPr>
+            <w:r>
+              <w:rPr>
+                <w:rFonts w:ascii="Courier New" w:cs="Courier New" w:eastAsia="Courier New" w:hAnsi="Courier New"/>
+                <w:sz w:val="18"/>
+                <w:szCs w:val="18"/>
+              </w:rPr>
+              <w:t xml:space="preserve">    reasons = []</w:t>
             </w:r>
           </w:p>
           <w:p>
@@ -2404,59 +3436,33 @@
                 <w:sz w:val="18"/>
                 <w:szCs w:val="18"/>
               </w:rPr>
-              <w:t xml:space="preserve">        if low &lt; high:</w:t>
-            </w:r>
-          </w:p>
-          <w:p>
-            <w:pPr>
-              <w:spacing w:after="20"/>
-            </w:pPr>
-            <w:r>
-              <w:rPr>
-                <w:rFonts w:ascii="Courier New" w:cs="Courier New" w:eastAsia="Courier New" w:hAnsi="Courier New"/>
-                <w:sz w:val="18"/>
-                <w:szCs w:val="18"/>
-              </w:rPr>
-              <w:t xml:space="preserve">            pivot_idx = self.partition(arr, low, high)</w:t>
-            </w:r>
-          </w:p>
-          <w:p>
-            <w:pPr>
-              <w:spacing w:after="20"/>
-            </w:pPr>
-            <w:r>
-              <w:rPr>
-                <w:rFonts w:ascii="Courier New" w:cs="Courier New" w:eastAsia="Courier New" w:hAnsi="Courier New"/>
-                <w:sz w:val="18"/>
-                <w:szCs w:val="18"/>
-              </w:rPr>
-              <w:t xml:space="preserve">            self.sort(arr, low, pivot_idx - 1)</w:t>
-            </w:r>
-          </w:p>
-          <w:p>
-            <w:pPr>
-              <w:spacing w:after="20"/>
-            </w:pPr>
-            <w:r>
-              <w:rPr>
-                <w:rFonts w:ascii="Courier New" w:cs="Courier New" w:eastAsia="Courier New" w:hAnsi="Courier New"/>
-                <w:sz w:val="18"/>
-                <w:szCs w:val="18"/>
-              </w:rPr>
-              <w:t xml:space="preserve">            self.sort(arr, pivot_idx + 1, high)</w:t>
-            </w:r>
-          </w:p>
-          <w:p>
-            <w:pPr>
-              <w:spacing w:after="20"/>
-            </w:pPr>
-            <w:r>
-              <w:rPr>
-                <w:rFonts w:ascii="Courier New" w:cs="Courier New" w:eastAsia="Courier New" w:hAnsi="Courier New"/>
-                <w:sz w:val="18"/>
-                <w:szCs w:val="18"/>
-              </w:rPr>
-              <w:t xml:space="preserve">        return arr</w:t>
+              <w:t xml:space="preserve">    if n &lt; 50:</w:t>
+            </w:r>
+          </w:p>
+          <w:p>
+            <w:pPr>
+              <w:spacing w:after="20"/>
+            </w:pPr>
+            <w:r>
+              <w:rPr>
+                <w:rFonts w:ascii="Courier New" w:cs="Courier New" w:eastAsia="Courier New" w:hAnsi="Courier New"/>
+                <w:sz w:val="18"/>
+                <w:szCs w:val="18"/>
+              </w:rPr>
+              <w:t xml:space="preserve">        reasons.append("Array is small")</w:t>
+            </w:r>
+          </w:p>
+          <w:p>
+            <w:pPr>
+              <w:spacing w:after="20"/>
+            </w:pPr>
+            <w:r>
+              <w:rPr>
+                <w:rFonts w:ascii="Courier New" w:cs="Courier New" w:eastAsia="Courier New" w:hAnsi="Courier New"/>
+                <w:sz w:val="18"/>
+                <w:szCs w:val="18"/>
+              </w:rPr>
+              <w:t xml:space="preserve">        return InsertionSort(), reasons</w:t>
             </w:r>
           </w:p>
           <w:p>
@@ -2482,111 +3488,33 @@
                 <w:sz w:val="18"/>
                 <w:szCs w:val="18"/>
               </w:rPr>
-              <w:t xml:space="preserve">    def partition(self, arr, low, high):</w:t>
-            </w:r>
-          </w:p>
-          <w:p>
-            <w:pPr>
-              <w:spacing w:after="20"/>
-            </w:pPr>
-            <w:r>
-              <w:rPr>
-                <w:rFonts w:ascii="Courier New" w:cs="Courier New" w:eastAsia="Courier New" w:hAnsi="Courier New"/>
-                <w:sz w:val="18"/>
-                <w:szCs w:val="18"/>
-              </w:rPr>
-              <w:t xml:space="preserve">        pivot = arr[high]</w:t>
-            </w:r>
-          </w:p>
-          <w:p>
-            <w:pPr>
-              <w:spacing w:after="20"/>
-            </w:pPr>
-            <w:r>
-              <w:rPr>
-                <w:rFonts w:ascii="Courier New" w:cs="Courier New" w:eastAsia="Courier New" w:hAnsi="Courier New"/>
-                <w:sz w:val="18"/>
-                <w:szCs w:val="18"/>
-              </w:rPr>
-              <w:t xml:space="preserve">        i = low - 1</w:t>
-            </w:r>
-          </w:p>
-          <w:p>
-            <w:pPr>
-              <w:spacing w:after="20"/>
-            </w:pPr>
-            <w:r>
-              <w:rPr>
-                <w:rFonts w:ascii="Courier New" w:cs="Courier New" w:eastAsia="Courier New" w:hAnsi="Courier New"/>
-                <w:sz w:val="18"/>
-                <w:szCs w:val="18"/>
-              </w:rPr>
-              <w:t xml:space="preserve">        for j in range(low, high):</w:t>
-            </w:r>
-          </w:p>
-          <w:p>
-            <w:pPr>
-              <w:spacing w:after="20"/>
-            </w:pPr>
-            <w:r>
-              <w:rPr>
-                <w:rFonts w:ascii="Courier New" w:cs="Courier New" w:eastAsia="Courier New" w:hAnsi="Courier New"/>
-                <w:sz w:val="18"/>
-                <w:szCs w:val="18"/>
-              </w:rPr>
-              <w:t xml:space="preserve">            if arr[j] &lt; pivot:</w:t>
-            </w:r>
-          </w:p>
-          <w:p>
-            <w:pPr>
-              <w:spacing w:after="20"/>
-            </w:pPr>
-            <w:r>
-              <w:rPr>
-                <w:rFonts w:ascii="Courier New" w:cs="Courier New" w:eastAsia="Courier New" w:hAnsi="Courier New"/>
-                <w:sz w:val="18"/>
-                <w:szCs w:val="18"/>
-              </w:rPr>
-              <w:t xml:space="preserve">                i += 1</w:t>
-            </w:r>
-          </w:p>
-          <w:p>
-            <w:pPr>
-              <w:spacing w:after="20"/>
-            </w:pPr>
-            <w:r>
-              <w:rPr>
-                <w:rFonts w:ascii="Courier New" w:cs="Courier New" w:eastAsia="Courier New" w:hAnsi="Courier New"/>
-                <w:sz w:val="18"/>
-                <w:szCs w:val="18"/>
-              </w:rPr>
-              <w:t xml:space="preserve">                arr[i], arr[j] = arr[j], arr[i]</w:t>
-            </w:r>
-          </w:p>
-          <w:p>
-            <w:pPr>
-              <w:spacing w:after="20"/>
-            </w:pPr>
-            <w:r>
-              <w:rPr>
-                <w:rFonts w:ascii="Courier New" w:cs="Courier New" w:eastAsia="Courier New" w:hAnsi="Courier New"/>
-                <w:sz w:val="18"/>
-                <w:szCs w:val="18"/>
-              </w:rPr>
-              <w:t xml:space="preserve">        arr[i + 1], arr[high] = arr[high], arr[i + 1]</w:t>
-            </w:r>
-          </w:p>
-          <w:p>
-            <w:pPr>
-              <w:spacing w:after="20"/>
-            </w:pPr>
-            <w:r>
-              <w:rPr>
-                <w:rFonts w:ascii="Courier New" w:cs="Courier New" w:eastAsia="Courier New" w:hAnsi="Courier New"/>
-                <w:sz w:val="18"/>
-                <w:szCs w:val="18"/>
-              </w:rPr>
-              <w:t xml:space="preserve">        return i + 1</w:t>
+              <w:t xml:space="preserve">    if sortedness &gt; 0.8:</w:t>
+            </w:r>
+          </w:p>
+          <w:p>
+            <w:pPr>
+              <w:spacing w:after="20"/>
+            </w:pPr>
+            <w:r>
+              <w:rPr>
+                <w:rFonts w:ascii="Courier New" w:cs="Courier New" w:eastAsia="Courier New" w:hAnsi="Courier New"/>
+                <w:sz w:val="18"/>
+                <w:szCs w:val="18"/>
+              </w:rPr>
+              <w:t xml:space="preserve">        reasons.append(f"Array is {sortedness:.0%} sorted")</w:t>
+            </w:r>
+          </w:p>
+          <w:p>
+            <w:pPr>
+              <w:spacing w:after="20"/>
+            </w:pPr>
+            <w:r>
+              <w:rPr>
+                <w:rFonts w:ascii="Courier New" w:cs="Courier New" w:eastAsia="Courier New" w:hAnsi="Courier New"/>
+                <w:sz w:val="18"/>
+                <w:szCs w:val="18"/>
+              </w:rPr>
+              <w:t xml:space="preserve">        return InsertionSort(), reasons</w:t>
             </w:r>
           </w:p>
           <w:p>
@@ -2612,59 +3540,33 @@
                 <w:sz w:val="18"/>
                 <w:szCs w:val="18"/>
               </w:rPr>
-              <w:t xml:space="preserve"># Algorithm recommender system</w:t>
-            </w:r>
-          </w:p>
-          <w:p>
-            <w:pPr>
-              <w:spacing w:after="20"/>
-            </w:pPr>
-            <w:r>
-              <w:rPr>
-                <w:rFonts w:ascii="Courier New" w:cs="Courier New" w:eastAsia="Courier New" w:hAnsi="Courier New"/>
-                <w:sz w:val="18"/>
-                <w:szCs w:val="18"/>
-              </w:rPr>
-              <w:t xml:space="preserve">def recommend_algorithm(arr, constraints=None):</w:t>
-            </w:r>
-          </w:p>
-          <w:p>
-            <w:pPr>
-              <w:spacing w:after="20"/>
-            </w:pPr>
-            <w:r>
-              <w:rPr>
-                <w:rFonts w:ascii="Courier New" w:cs="Courier New" w:eastAsia="Courier New" w:hAnsi="Courier New"/>
-                <w:sz w:val="18"/>
-                <w:szCs w:val="18"/>
-              </w:rPr>
-              <w:t xml:space="preserve">    """Recommend best sorting algorithm based on array and constraints."""</w:t>
-            </w:r>
-          </w:p>
-          <w:p>
-            <w:pPr>
-              <w:spacing w:after="20"/>
-            </w:pPr>
-            <w:r>
-              <w:rPr>
-                <w:rFonts w:ascii="Courier New" w:cs="Courier New" w:eastAsia="Courier New" w:hAnsi="Courier New"/>
-                <w:sz w:val="18"/>
-                <w:szCs w:val="18"/>
-              </w:rPr>
-              <w:t xml:space="preserve">    if constraints is None:</w:t>
-            </w:r>
-          </w:p>
-          <w:p>
-            <w:pPr>
-              <w:spacing w:after="20"/>
-            </w:pPr>
-            <w:r>
-              <w:rPr>
-                <w:rFonts w:ascii="Courier New" w:cs="Courier New" w:eastAsia="Courier New" w:hAnsi="Courier New"/>
-                <w:sz w:val="18"/>
-                <w:szCs w:val="18"/>
-              </w:rPr>
-              <w:t xml:space="preserve">        constraints = {}</w:t>
+              <w:t xml:space="preserve">    if constraints.get('memory_limited'):</w:t>
+            </w:r>
+          </w:p>
+          <w:p>
+            <w:pPr>
+              <w:spacing w:after="20"/>
+            </w:pPr>
+            <w:r>
+              <w:rPr>
+                <w:rFonts w:ascii="Courier New" w:cs="Courier New" w:eastAsia="Courier New" w:hAnsi="Courier New"/>
+                <w:sz w:val="18"/>
+                <w:szCs w:val="18"/>
+              </w:rPr>
+              <w:t xml:space="preserve">        reasons.append("Memory is limited")</w:t>
+            </w:r>
+          </w:p>
+          <w:p>
+            <w:pPr>
+              <w:spacing w:after="20"/>
+            </w:pPr>
+            <w:r>
+              <w:rPr>
+                <w:rFonts w:ascii="Courier New" w:cs="Courier New" w:eastAsia="Courier New" w:hAnsi="Courier New"/>
+                <w:sz w:val="18"/>
+                <w:szCs w:val="18"/>
+              </w:rPr>
+              <w:t xml:space="preserve">        return QuickSort(), reasons</w:t>
             </w:r>
           </w:p>
           <w:p>
@@ -2690,7 +3592,33 @@
                 <w:sz w:val="18"/>
                 <w:szCs w:val="18"/>
               </w:rPr>
-              <w:t xml:space="preserve">    n = len(arr)</w:t>
+              <w:t xml:space="preserve">    if constraints.get('need_stable'):</w:t>
+            </w:r>
+          </w:p>
+          <w:p>
+            <w:pPr>
+              <w:spacing w:after="20"/>
+            </w:pPr>
+            <w:r>
+              <w:rPr>
+                <w:rFonts w:ascii="Courier New" w:cs="Courier New" w:eastAsia="Courier New" w:hAnsi="Courier New"/>
+                <w:sz w:val="18"/>
+                <w:szCs w:val="18"/>
+              </w:rPr>
+              <w:t xml:space="preserve">        reasons.append("Stability required")</w:t>
+            </w:r>
+          </w:p>
+          <w:p>
+            <w:pPr>
+              <w:spacing w:after="20"/>
+            </w:pPr>
+            <w:r>
+              <w:rPr>
+                <w:rFonts w:ascii="Courier New" w:cs="Courier New" w:eastAsia="Courier New" w:hAnsi="Courier New"/>
+                <w:sz w:val="18"/>
+                <w:szCs w:val="18"/>
+              </w:rPr>
+              <w:t xml:space="preserve">        return MergeSort(), reasons</w:t>
             </w:r>
           </w:p>
           <w:p>
@@ -2716,33 +3644,20 @@
                 <w:sz w:val="18"/>
                 <w:szCs w:val="18"/>
               </w:rPr>
-              <w:t xml:space="preserve">    # Analyze array characteristics</w:t>
-            </w:r>
-          </w:p>
-          <w:p>
-            <w:pPr>
-              <w:spacing w:after="20"/>
-            </w:pPr>
-            <w:r>
-              <w:rPr>
-                <w:rFonts w:ascii="Courier New" w:cs="Courier New" w:eastAsia="Courier New" w:hAnsi="Courier New"/>
-                <w:sz w:val="18"/>
-                <w:szCs w:val="18"/>
-              </w:rPr>
-              <w:t xml:space="preserve">    sorted_count = sum(1 for i in range(n - 1) if arr[i] &lt;= arr[i + 1])</w:t>
-            </w:r>
-          </w:p>
-          <w:p>
-            <w:pPr>
-              <w:spacing w:after="20"/>
-            </w:pPr>
-            <w:r>
-              <w:rPr>
-                <w:rFonts w:ascii="Courier New" w:cs="Courier New" w:eastAsia="Courier New" w:hAnsi="Courier New"/>
-                <w:sz w:val="18"/>
-                <w:szCs w:val="18"/>
-              </w:rPr>
-              <w:t xml:space="preserve">    sortedness = sorted_count / (n - 1) if n &gt; 1 else 1.0</w:t>
+              <w:t xml:space="preserve">    reasons.append("General purpose")</w:t>
+            </w:r>
+          </w:p>
+          <w:p>
+            <w:pPr>
+              <w:spacing w:after="20"/>
+            </w:pPr>
+            <w:r>
+              <w:rPr>
+                <w:rFonts w:ascii="Courier New" w:cs="Courier New" w:eastAsia="Courier New" w:hAnsi="Courier New"/>
+                <w:sz w:val="18"/>
+                <w:szCs w:val="18"/>
+              </w:rPr>
+              <w:t xml:space="preserve">    return QuickSort(), reasons</w:t>
             </w:r>
           </w:p>
           <w:p>
@@ -2768,32 +3683,6 @@
                 <w:sz w:val="18"/>
                 <w:szCs w:val="18"/>
               </w:rPr>
-              <w:t xml:space="preserve">    unique = len(set(arr))</w:t>
-            </w:r>
-          </w:p>
-          <w:p>
-            <w:pPr>
-              <w:spacing w:after="20"/>
-            </w:pPr>
-            <w:r>
-              <w:rPr>
-                <w:rFonts w:ascii="Courier New" w:cs="Courier New" w:eastAsia="Courier New" w:hAnsi="Courier New"/>
-                <w:sz w:val="18"/>
-                <w:szCs w:val="18"/>
-              </w:rPr>
-              <w:t xml:space="preserve">    dup_ratio = 1 - (unique / n)</w:t>
-            </w:r>
-          </w:p>
-          <w:p>
-            <w:pPr>
-              <w:spacing w:after="20"/>
-            </w:pPr>
-            <w:r>
-              <w:rPr>
-                <w:rFonts w:ascii="Courier New" w:cs="Courier New" w:eastAsia="Courier New" w:hAnsi="Courier New"/>
-                <w:sz w:val="18"/>
-                <w:szCs w:val="18"/>
-              </w:rPr>
               <w:t xml:space="preserve"> </w:t>
             </w:r>
           </w:p>
@@ -2807,20 +3696,7 @@
                 <w:sz w:val="18"/>
                 <w:szCs w:val="18"/>
               </w:rPr>
-              <w:t xml:space="preserve">    # Decision logic</w:t>
-            </w:r>
-          </w:p>
-          <w:p>
-            <w:pPr>
-              <w:spacing w:after="20"/>
-            </w:pPr>
-            <w:r>
-              <w:rPr>
-                <w:rFonts w:ascii="Courier New" w:cs="Courier New" w:eastAsia="Courier New" w:hAnsi="Courier New"/>
-                <w:sz w:val="18"/>
-                <w:szCs w:val="18"/>
-              </w:rPr>
-              <w:t xml:space="preserve">    reasons = []</w:t>
+              <w:t xml:space="preserve">import time</w:t>
             </w:r>
           </w:p>
           <w:p>
@@ -2846,33 +3722,46 @@
                 <w:sz w:val="18"/>
                 <w:szCs w:val="18"/>
               </w:rPr>
-              <w:t xml:space="preserve">    if n &lt; 50:</w:t>
-            </w:r>
-          </w:p>
-          <w:p>
-            <w:pPr>
-              <w:spacing w:after="20"/>
-            </w:pPr>
-            <w:r>
-              <w:rPr>
-                <w:rFonts w:ascii="Courier New" w:cs="Courier New" w:eastAsia="Courier New" w:hAnsi="Courier New"/>
-                <w:sz w:val="18"/>
-                <w:szCs w:val="18"/>
-              </w:rPr>
-              <w:t xml:space="preserve">        reasons.append("Array is small")</w:t>
-            </w:r>
-          </w:p>
-          <w:p>
-            <w:pPr>
-              <w:spacing w:after="20"/>
-            </w:pPr>
-            <w:r>
-              <w:rPr>
-                <w:rFonts w:ascii="Courier New" w:cs="Courier New" w:eastAsia="Courier New" w:hAnsi="Courier New"/>
-                <w:sz w:val="18"/>
-                <w:szCs w:val="18"/>
-              </w:rPr>
-              <w:t xml:space="preserve">        return InsertionSort(), reasons</w:t>
+              <w:t xml:space="preserve">def benchmark_algorithms(arr, algorithms):</w:t>
+            </w:r>
+          </w:p>
+          <w:p>
+            <w:pPr>
+              <w:spacing w:after="20"/>
+            </w:pPr>
+            <w:r>
+              <w:rPr>
+                <w:rFonts w:ascii="Courier New" w:cs="Courier New" w:eastAsia="Courier New" w:hAnsi="Courier New"/>
+                <w:sz w:val="18"/>
+                <w:szCs w:val="18"/>
+              </w:rPr>
+              <w:t xml:space="preserve">    """Benchmark multiple algorithms on the same array."""</w:t>
+            </w:r>
+          </w:p>
+          <w:p>
+            <w:pPr>
+              <w:spacing w:after="20"/>
+            </w:pPr>
+            <w:r>
+              <w:rPr>
+                <w:rFonts w:ascii="Courier New" w:cs="Courier New" w:eastAsia="Courier New" w:hAnsi="Courier New"/>
+                <w:sz w:val="18"/>
+                <w:szCs w:val="18"/>
+              </w:rPr>
+              <w:t xml:space="preserve">    print(f"Array size: {len(arr)}")</w:t>
+            </w:r>
+          </w:p>
+          <w:p>
+            <w:pPr>
+              <w:spacing w:after="20"/>
+            </w:pPr>
+            <w:r>
+              <w:rPr>
+                <w:rFonts w:ascii="Courier New" w:cs="Courier New" w:eastAsia="Courier New" w:hAnsi="Courier New"/>
+                <w:sz w:val="18"/>
+                <w:szCs w:val="18"/>
+              </w:rPr>
+              <w:t xml:space="preserve">    print("-" * 60)</w:t>
             </w:r>
           </w:p>
           <w:p>
@@ -2898,33 +3787,59 @@
                 <w:sz w:val="18"/>
                 <w:szCs w:val="18"/>
               </w:rPr>
-              <w:t xml:space="preserve">    if sortedness &gt; 0.8:</w:t>
-            </w:r>
-          </w:p>
-          <w:p>
-            <w:pPr>
-              <w:spacing w:after="20"/>
-            </w:pPr>
-            <w:r>
-              <w:rPr>
-                <w:rFonts w:ascii="Courier New" w:cs="Courier New" w:eastAsia="Courier New" w:hAnsi="Courier New"/>
-                <w:sz w:val="18"/>
-                <w:szCs w:val="18"/>
-              </w:rPr>
-              <w:t xml:space="preserve">        reasons.append(f"Array is {sortedness:.0%} sorted")</w:t>
-            </w:r>
-          </w:p>
-          <w:p>
-            <w:pPr>
-              <w:spacing w:after="20"/>
-            </w:pPr>
-            <w:r>
-              <w:rPr>
-                <w:rFonts w:ascii="Courier New" w:cs="Courier New" w:eastAsia="Courier New" w:hAnsi="Courier New"/>
-                <w:sz w:val="18"/>
-                <w:szCs w:val="18"/>
-              </w:rPr>
-              <w:t xml:space="preserve">        return InsertionSort(), reasons</w:t>
+              <w:t xml:space="preserve">    for algo in algorithms:</w:t>
+            </w:r>
+          </w:p>
+          <w:p>
+            <w:pPr>
+              <w:spacing w:after="20"/>
+            </w:pPr>
+            <w:r>
+              <w:rPr>
+                <w:rFonts w:ascii="Courier New" w:cs="Courier New" w:eastAsia="Courier New" w:hAnsi="Courier New"/>
+                <w:sz w:val="18"/>
+                <w:szCs w:val="18"/>
+              </w:rPr>
+              <w:t xml:space="preserve">        test_arr = arr.copy()</w:t>
+            </w:r>
+          </w:p>
+          <w:p>
+            <w:pPr>
+              <w:spacing w:after="20"/>
+            </w:pPr>
+            <w:r>
+              <w:rPr>
+                <w:rFonts w:ascii="Courier New" w:cs="Courier New" w:eastAsia="Courier New" w:hAnsi="Courier New"/>
+                <w:sz w:val="18"/>
+                <w:szCs w:val="18"/>
+              </w:rPr>
+              <w:t xml:space="preserve">        start = time.time()</w:t>
+            </w:r>
+          </w:p>
+          <w:p>
+            <w:pPr>
+              <w:spacing w:after="20"/>
+            </w:pPr>
+            <w:r>
+              <w:rPr>
+                <w:rFonts w:ascii="Courier New" w:cs="Courier New" w:eastAsia="Courier New" w:hAnsi="Courier New"/>
+                <w:sz w:val="18"/>
+                <w:szCs w:val="18"/>
+              </w:rPr>
+              <w:t xml:space="preserve">        algo.sort(test_arr)</w:t>
+            </w:r>
+          </w:p>
+          <w:p>
+            <w:pPr>
+              <w:spacing w:after="20"/>
+            </w:pPr>
+            <w:r>
+              <w:rPr>
+                <w:rFonts w:ascii="Courier New" w:cs="Courier New" w:eastAsia="Courier New" w:hAnsi="Courier New"/>
+                <w:sz w:val="18"/>
+                <w:szCs w:val="18"/>
+              </w:rPr>
+              <w:t xml:space="preserve">        elapsed = time.time() - start</w:t>
             </w:r>
           </w:p>
           <w:p>
@@ -2950,33 +3865,7 @@
                 <w:sz w:val="18"/>
                 <w:szCs w:val="18"/>
               </w:rPr>
-              <w:t xml:space="preserve">    if constraints.get('memory_limited'):</w:t>
-            </w:r>
-          </w:p>
-          <w:p>
-            <w:pPr>
-              <w:spacing w:after="20"/>
-            </w:pPr>
-            <w:r>
-              <w:rPr>
-                <w:rFonts w:ascii="Courier New" w:cs="Courier New" w:eastAsia="Courier New" w:hAnsi="Courier New"/>
-                <w:sz w:val="18"/>
-                <w:szCs w:val="18"/>
-              </w:rPr>
-              <w:t xml:space="preserve">        reasons.append("Memory is limited")</w:t>
-            </w:r>
-          </w:p>
-          <w:p>
-            <w:pPr>
-              <w:spacing w:after="20"/>
-            </w:pPr>
-            <w:r>
-              <w:rPr>
-                <w:rFonts w:ascii="Courier New" w:cs="Courier New" w:eastAsia="Courier New" w:hAnsi="Courier New"/>
-                <w:sz w:val="18"/>
-                <w:szCs w:val="18"/>
-              </w:rPr>
-              <w:t xml:space="preserve">        return QuickSort(), reasons</w:t>
+              <w:t xml:space="preserve">        print(f"{algo.name:20} | {elapsed:.6f}s | {algo.best_case:10} | {algo.avg_case:10}")</w:t>
             </w:r>
           </w:p>
           <w:p>
@@ -3002,306 +3891,7 @@
                 <w:sz w:val="18"/>
                 <w:szCs w:val="18"/>
               </w:rPr>
-              <w:t xml:space="preserve">    if constraints.get('need_stable'):</w:t>
-            </w:r>
-          </w:p>
-          <w:p>
-            <w:pPr>
-              <w:spacing w:after="20"/>
-            </w:pPr>
-            <w:r>
-              <w:rPr>
-                <w:rFonts w:ascii="Courier New" w:cs="Courier New" w:eastAsia="Courier New" w:hAnsi="Courier New"/>
-                <w:sz w:val="18"/>
-                <w:szCs w:val="18"/>
-              </w:rPr>
-              <w:t xml:space="preserve">        reasons.append("Stability required")</w:t>
-            </w:r>
-          </w:p>
-          <w:p>
-            <w:pPr>
-              <w:spacing w:after="20"/>
-            </w:pPr>
-            <w:r>
-              <w:rPr>
-                <w:rFonts w:ascii="Courier New" w:cs="Courier New" w:eastAsia="Courier New" w:hAnsi="Courier New"/>
-                <w:sz w:val="18"/>
-                <w:szCs w:val="18"/>
-              </w:rPr>
-              <w:t xml:space="preserve">        return MergeSort(), reasons</w:t>
-            </w:r>
-          </w:p>
-          <w:p>
-            <w:pPr>
-              <w:spacing w:after="20"/>
-            </w:pPr>
-            <w:r>
-              <w:rPr>
-                <w:rFonts w:ascii="Courier New" w:cs="Courier New" w:eastAsia="Courier New" w:hAnsi="Courier New"/>
-                <w:sz w:val="18"/>
-                <w:szCs w:val="18"/>
-              </w:rPr>
               <w:t xml:space="preserve"> </w:t>
-            </w:r>
-          </w:p>
-          <w:p>
-            <w:pPr>
-              <w:spacing w:after="20"/>
-            </w:pPr>
-            <w:r>
-              <w:rPr>
-                <w:rFonts w:ascii="Courier New" w:cs="Courier New" w:eastAsia="Courier New" w:hAnsi="Courier New"/>
-                <w:sz w:val="18"/>
-                <w:szCs w:val="18"/>
-              </w:rPr>
-              <w:t xml:space="preserve">    reasons.append("General purpose")</w:t>
-            </w:r>
-          </w:p>
-          <w:p>
-            <w:pPr>
-              <w:spacing w:after="20"/>
-            </w:pPr>
-            <w:r>
-              <w:rPr>
-                <w:rFonts w:ascii="Courier New" w:cs="Courier New" w:eastAsia="Courier New" w:hAnsi="Courier New"/>
-                <w:sz w:val="18"/>
-                <w:szCs w:val="18"/>
-              </w:rPr>
-              <w:t xml:space="preserve">    return QuickSort(), reasons</w:t>
-            </w:r>
-          </w:p>
-          <w:p>
-            <w:pPr>
-              <w:spacing w:after="20"/>
-            </w:pPr>
-            <w:r>
-              <w:rPr>
-                <w:rFonts w:ascii="Courier New" w:cs="Courier New" w:eastAsia="Courier New" w:hAnsi="Courier New"/>
-                <w:sz w:val="18"/>
-                <w:szCs w:val="18"/>
-              </w:rPr>
-              <w:t xml:space="preserve"> </w:t>
-            </w:r>
-          </w:p>
-          <w:p>
-            <w:pPr>
-              <w:spacing w:after="20"/>
-            </w:pPr>
-            <w:r>
-              <w:rPr>
-                <w:rFonts w:ascii="Courier New" w:cs="Courier New" w:eastAsia="Courier New" w:hAnsi="Courier New"/>
-                <w:sz w:val="18"/>
-                <w:szCs w:val="18"/>
-              </w:rPr>
-              <w:t xml:space="preserve"># Performance benchmark</w:t>
-            </w:r>
-          </w:p>
-          <w:p>
-            <w:pPr>
-              <w:spacing w:after="20"/>
-            </w:pPr>
-            <w:r>
-              <w:rPr>
-                <w:rFonts w:ascii="Courier New" w:cs="Courier New" w:eastAsia="Courier New" w:hAnsi="Courier New"/>
-                <w:sz w:val="18"/>
-                <w:szCs w:val="18"/>
-              </w:rPr>
-              <w:t xml:space="preserve">import time</w:t>
-            </w:r>
-          </w:p>
-          <w:p>
-            <w:pPr>
-              <w:spacing w:after="20"/>
-            </w:pPr>
-            <w:r>
-              <w:rPr>
-                <w:rFonts w:ascii="Courier New" w:cs="Courier New" w:eastAsia="Courier New" w:hAnsi="Courier New"/>
-                <w:sz w:val="18"/>
-                <w:szCs w:val="18"/>
-              </w:rPr>
-              <w:t xml:space="preserve"> </w:t>
-            </w:r>
-          </w:p>
-          <w:p>
-            <w:pPr>
-              <w:spacing w:after="20"/>
-            </w:pPr>
-            <w:r>
-              <w:rPr>
-                <w:rFonts w:ascii="Courier New" w:cs="Courier New" w:eastAsia="Courier New" w:hAnsi="Courier New"/>
-                <w:sz w:val="18"/>
-                <w:szCs w:val="18"/>
-              </w:rPr>
-              <w:t xml:space="preserve">def benchmark_algorithms(arr, algorithms):</w:t>
-            </w:r>
-          </w:p>
-          <w:p>
-            <w:pPr>
-              <w:spacing w:after="20"/>
-            </w:pPr>
-            <w:r>
-              <w:rPr>
-                <w:rFonts w:ascii="Courier New" w:cs="Courier New" w:eastAsia="Courier New" w:hAnsi="Courier New"/>
-                <w:sz w:val="18"/>
-                <w:szCs w:val="18"/>
-              </w:rPr>
-              <w:t xml:space="preserve">    """Benchmark multiple algorithms on the same array."""</w:t>
-            </w:r>
-          </w:p>
-          <w:p>
-            <w:pPr>
-              <w:spacing w:after="20"/>
-            </w:pPr>
-            <w:r>
-              <w:rPr>
-                <w:rFonts w:ascii="Courier New" w:cs="Courier New" w:eastAsia="Courier New" w:hAnsi="Courier New"/>
-                <w:sz w:val="18"/>
-                <w:szCs w:val="18"/>
-              </w:rPr>
-              <w:t xml:space="preserve">    print(f"Array size: {len(arr)}")</w:t>
-            </w:r>
-          </w:p>
-          <w:p>
-            <w:pPr>
-              <w:spacing w:after="20"/>
-            </w:pPr>
-            <w:r>
-              <w:rPr>
-                <w:rFonts w:ascii="Courier New" w:cs="Courier New" w:eastAsia="Courier New" w:hAnsi="Courier New"/>
-                <w:sz w:val="18"/>
-                <w:szCs w:val="18"/>
-              </w:rPr>
-              <w:t xml:space="preserve">    print("-" * 60)</w:t>
-            </w:r>
-          </w:p>
-          <w:p>
-            <w:pPr>
-              <w:spacing w:after="20"/>
-            </w:pPr>
-            <w:r>
-              <w:rPr>
-                <w:rFonts w:ascii="Courier New" w:cs="Courier New" w:eastAsia="Courier New" w:hAnsi="Courier New"/>
-                <w:sz w:val="18"/>
-                <w:szCs w:val="18"/>
-              </w:rPr>
-              <w:t xml:space="preserve"> </w:t>
-            </w:r>
-          </w:p>
-          <w:p>
-            <w:pPr>
-              <w:spacing w:after="20"/>
-            </w:pPr>
-            <w:r>
-              <w:rPr>
-                <w:rFonts w:ascii="Courier New" w:cs="Courier New" w:eastAsia="Courier New" w:hAnsi="Courier New"/>
-                <w:sz w:val="18"/>
-                <w:szCs w:val="18"/>
-              </w:rPr>
-              <w:t xml:space="preserve">    for algo in algorithms:</w:t>
-            </w:r>
-          </w:p>
-          <w:p>
-            <w:pPr>
-              <w:spacing w:after="20"/>
-            </w:pPr>
-            <w:r>
-              <w:rPr>
-                <w:rFonts w:ascii="Courier New" w:cs="Courier New" w:eastAsia="Courier New" w:hAnsi="Courier New"/>
-                <w:sz w:val="18"/>
-                <w:szCs w:val="18"/>
-              </w:rPr>
-              <w:t xml:space="preserve">        test_arr = arr.copy()</w:t>
-            </w:r>
-          </w:p>
-          <w:p>
-            <w:pPr>
-              <w:spacing w:after="20"/>
-            </w:pPr>
-            <w:r>
-              <w:rPr>
-                <w:rFonts w:ascii="Courier New" w:cs="Courier New" w:eastAsia="Courier New" w:hAnsi="Courier New"/>
-                <w:sz w:val="18"/>
-                <w:szCs w:val="18"/>
-              </w:rPr>
-              <w:t xml:space="preserve">        start = time.time()</w:t>
-            </w:r>
-          </w:p>
-          <w:p>
-            <w:pPr>
-              <w:spacing w:after="20"/>
-            </w:pPr>
-            <w:r>
-              <w:rPr>
-                <w:rFonts w:ascii="Courier New" w:cs="Courier New" w:eastAsia="Courier New" w:hAnsi="Courier New"/>
-                <w:sz w:val="18"/>
-                <w:szCs w:val="18"/>
-              </w:rPr>
-              <w:t xml:space="preserve">        algo.sort(test_arr)</w:t>
-            </w:r>
-          </w:p>
-          <w:p>
-            <w:pPr>
-              <w:spacing w:after="20"/>
-            </w:pPr>
-            <w:r>
-              <w:rPr>
-                <w:rFonts w:ascii="Courier New" w:cs="Courier New" w:eastAsia="Courier New" w:hAnsi="Courier New"/>
-                <w:sz w:val="18"/>
-                <w:szCs w:val="18"/>
-              </w:rPr>
-              <w:t xml:space="preserve">        elapsed = time.time() - start</w:t>
-            </w:r>
-          </w:p>
-          <w:p>
-            <w:pPr>
-              <w:spacing w:after="20"/>
-            </w:pPr>
-            <w:r>
-              <w:rPr>
-                <w:rFonts w:ascii="Courier New" w:cs="Courier New" w:eastAsia="Courier New" w:hAnsi="Courier New"/>
-                <w:sz w:val="18"/>
-                <w:szCs w:val="18"/>
-              </w:rPr>
-              <w:t xml:space="preserve"> </w:t>
-            </w:r>
-          </w:p>
-          <w:p>
-            <w:pPr>
-              <w:spacing w:after="20"/>
-            </w:pPr>
-            <w:r>
-              <w:rPr>
-                <w:rFonts w:ascii="Courier New" w:cs="Courier New" w:eastAsia="Courier New" w:hAnsi="Courier New"/>
-                <w:sz w:val="18"/>
-                <w:szCs w:val="18"/>
-              </w:rPr>
-              <w:t xml:space="preserve">        print(f"{algo.name:20} | {elapsed:.6f}s | {algo.best_case:10} | {algo.avg_case:10}")</w:t>
-            </w:r>
-          </w:p>
-          <w:p>
-            <w:pPr>
-              <w:spacing w:after="20"/>
-            </w:pPr>
-            <w:r>
-              <w:rPr>
-                <w:rFonts w:ascii="Courier New" w:cs="Courier New" w:eastAsia="Courier New" w:hAnsi="Courier New"/>
-                <w:sz w:val="18"/>
-                <w:szCs w:val="18"/>
-              </w:rPr>
-              <w:t xml:space="preserve"> </w:t>
-            </w:r>
-          </w:p>
-          <w:p>
-            <w:pPr>
-              <w:spacing w:after="20"/>
-            </w:pPr>
-            <w:r>
-              <w:rPr>
-                <w:rFonts w:ascii="Courier New" w:cs="Courier New" w:eastAsia="Courier New" w:hAnsi="Courier New"/>
-                <w:sz w:val="18"/>
-                <w:szCs w:val="18"/>
-              </w:rPr>
-              <w:t xml:space="preserve"># Usage examples</w:t>
             </w:r>
           </w:p>
           <w:p>
@@ -3657,136 +4247,6 @@
               <w:right w:type="dxa" w:w="160"/>
             </w:tcMar>
           </w:tcPr>
-          <w:p>
-            <w:pPr>
-              <w:spacing w:after="20"/>
-            </w:pPr>
-            <w:r>
-              <w:rPr>
-                <w:rFonts w:ascii="Courier New" w:cs="Courier New" w:eastAsia="Courier New" w:hAnsi="Courier New"/>
-                <w:sz w:val="18"/>
-                <w:szCs w:val="18"/>
-              </w:rPr>
-              <w:t xml:space="preserve"># Beginner decision table</w:t>
-            </w:r>
-          </w:p>
-          <w:p>
-            <w:pPr>
-              <w:spacing w:after="20"/>
-            </w:pPr>
-            <w:r>
-              <w:rPr>
-                <w:rFonts w:ascii="Courier New" w:cs="Courier New" w:eastAsia="Courier New" w:hAnsi="Courier New"/>
-                <w:sz w:val="18"/>
-                <w:szCs w:val="18"/>
-              </w:rPr>
-              <w:t xml:space="preserve"># 5 numbers → Insertion sort (small, simple)</w:t>
-            </w:r>
-          </w:p>
-          <w:p>
-            <w:pPr>
-              <w:spacing w:after="20"/>
-            </w:pPr>
-            <w:r>
-              <w:rPr>
-                <w:rFonts w:ascii="Courier New" w:cs="Courier New" w:eastAsia="Courier New" w:hAnsi="Courier New"/>
-                <w:sz w:val="18"/>
-                <w:szCs w:val="18"/>
-              </w:rPr>
-              <w:t xml:space="preserve"># 1M numbers → Quick sort (fast, in-place)</w:t>
-            </w:r>
-          </w:p>
-          <w:p>
-            <w:pPr>
-              <w:spacing w:after="20"/>
-            </w:pPr>
-            <w:r>
-              <w:rPr>
-                <w:rFonts w:ascii="Courier New" w:cs="Courier New" w:eastAsia="Courier New" w:hAnsi="Courier New"/>
-                <w:sz w:val="18"/>
-                <w:szCs w:val="18"/>
-              </w:rPr>
-              <w:t xml:space="preserve"># 10K nearly-sorted → Insertion sort (O(n) best case)</w:t>
-            </w:r>
-          </w:p>
-          <w:p>
-            <w:pPr>
-              <w:spacing w:after="20"/>
-            </w:pPr>
-            <w:r>
-              <w:rPr>
-                <w:rFonts w:ascii="Courier New" w:cs="Courier New" w:eastAsia="Courier New" w:hAnsi="Courier New"/>
-                <w:sz w:val="18"/>
-                <w:szCs w:val="18"/>
-              </w:rPr>
-              <w:t xml:space="preserve"># Need stable → Merge sort (guaranteed stable)</w:t>
-            </w:r>
-          </w:p>
-          <w:p>
-            <w:pPr>
-              <w:spacing w:after="20"/>
-            </w:pPr>
-            <w:r>
-              <w:rPr>
-                <w:rFonts w:ascii="Courier New" w:cs="Courier New" w:eastAsia="Courier New" w:hAnsi="Courier New"/>
-                <w:sz w:val="18"/>
-                <w:szCs w:val="18"/>
-              </w:rPr>
-              <w:t xml:space="preserve"># Low memory → Quick sort or Selection (in-place)</w:t>
-            </w:r>
-          </w:p>
-          <w:p>
-            <w:pPr>
-              <w:spacing w:after="20"/>
-            </w:pPr>
-            <w:r>
-              <w:rPr>
-                <w:rFonts w:ascii="Courier New" w:cs="Courier New" w:eastAsia="Courier New" w:hAnsi="Courier New"/>
-                <w:sz w:val="18"/>
-                <w:szCs w:val="18"/>
-              </w:rPr>
-              <w:t xml:space="preserve"> </w:t>
-            </w:r>
-          </w:p>
-          <w:p>
-            <w:pPr>
-              <w:spacing w:after="20"/>
-            </w:pPr>
-            <w:r>
-              <w:rPr>
-                <w:rFonts w:ascii="Courier New" w:cs="Courier New" w:eastAsia="Courier New" w:hAnsi="Courier New"/>
-                <w:sz w:val="18"/>
-                <w:szCs w:val="18"/>
-              </w:rPr>
-              <w:t xml:space="preserve"># Intermediate - shown above in recommend_algorithm()</w:t>
-            </w:r>
-          </w:p>
-          <w:p>
-            <w:pPr>
-              <w:spacing w:after="20"/>
-            </w:pPr>
-            <w:r>
-              <w:rPr>
-                <w:rFonts w:ascii="Courier New" w:cs="Courier New" w:eastAsia="Courier New" w:hAnsi="Courier New"/>
-                <w:sz w:val="18"/>
-                <w:szCs w:val="18"/>
-              </w:rPr>
-              <w:t xml:space="preserve"> </w:t>
-            </w:r>
-          </w:p>
-          <w:p>
-            <w:pPr>
-              <w:spacing w:after="20"/>
-            </w:pPr>
-            <w:r>
-              <w:rPr>
-                <w:rFonts w:ascii="Courier New" w:cs="Courier New" w:eastAsia="Courier New" w:hAnsi="Courier New"/>
-                <w:sz w:val="18"/>
-                <w:szCs w:val="18"/>
-              </w:rPr>
-              <w:t xml:space="preserve"># Challenge - Adaptive sort (simplified Timsort-like)</w:t>
-            </w:r>
-          </w:p>
           <w:p>
             <w:pPr>
               <w:spacing w:after="20"/>

--- a/Coding 2 - year/Unit 5 - Sorting Searching & Recursion/Daily Lesson Plans/Word/Day 21.docx
+++ b/Coding 2 - year/Unit 5 - Sorting Searching & Recursion/Daily Lesson Plans/Word/Day 21.docx
@@ -380,7 +380,7 @@
                 <w:sz w:val="20"/>
                 <w:szCs w:val="20"/>
               </w:rPr>
-              <w:t xml:space="preserve">    In your own words: Choose the right algorithm for any sorting/searching problem and justify my choice?</w:t>
+              <w:t xml:space="preserve">    What factors would help you choose the right algorithm for any sorting/searching problem and justify my choice? What trade-offs might you consider?</w:t>
             </w:r>
             <w:r>
               <w:rPr>
@@ -477,7 +477,7 @@
                 <w:sz w:val="20"/>
                 <w:szCs w:val="20"/>
               </w:rPr>
-              <w:t xml:space="preserve">Today's Goal: By the end of class you will be able to choose the right algorithm for any sorting/searching problem and justify my choice.</w:t>
+              <w:t xml:space="preserve">Today’s Goal: By the end of class you will be able to choose the right algorithm for any sorting/searching problem and justify my choice.</w:t>
             </w:r>
             <w:r>
               <w:rPr>
@@ -1120,7 +1120,7 @@
                 <w:sz w:val="20"/>
                 <w:szCs w:val="20"/>
               </w:rPr>
-              <w:t xml:space="preserve">Quick Check: Choose the right algorithm for any sorting/searching problem and justify my choice?</w:t>
+              <w:t xml:space="preserve">What's one decision you made in your code today and why did you make it?</w:t>
             </w:r>
             <w:r>
               <w:rPr>

--- a/Coding 2 - year/Unit 5 - Sorting Searching & Recursion/Daily Lesson Plans/Word/Day 21.docx
+++ b/Coding 2 - year/Unit 5 - Sorting Searching & Recursion/Daily Lesson Plans/Word/Day 21.docx
@@ -984,6 +984,19 @@
             <w:r>
               <w:rPr>
                 <w:rFonts w:ascii="Arial" w:cs="Arial" w:eastAsia="Arial" w:hAnsi="Arial"/>
+                <w:b/>
+                <w:bCs/>
+                <w:i w:val="false"/>
+                <w:iCs w:val="false"/>
+                <w:color w:val="000000"/>
+                <w:sz w:val="20"/>
+                <w:szCs w:val="20"/>
+              </w:rPr>
+              <w:t xml:space="preserve">    Beginner: </w:t>
+            </w:r>
+            <w:r>
+              <w:rPr>
+                <w:rFonts w:ascii="Arial" w:cs="Arial" w:eastAsia="Arial" w:hAnsi="Arial"/>
                 <w:b w:val="false"/>
                 <w:bCs w:val="false"/>
                 <w:i w:val="false"/>
@@ -992,7 +1005,77 @@
                 <w:sz w:val="20"/>
                 <w:szCs w:val="20"/>
               </w:rPr>
-              <w:t xml:space="preserve">    Work through problems from the day's exercise set.</w:t>
+              <w:t xml:space="preserve">Given array characteristics, choose the best algorithm and explain why.</w:t>
+            </w:r>
+            <w:r>
+              <w:rPr>
+                <w:rFonts w:ascii="Arial" w:cs="Arial" w:eastAsia="Arial" w:hAnsi="Arial"/>
+                <w:sz w:val="20"/>
+                <w:szCs w:val="20"/>
+              </w:rPr>
+              <w:br/>
+              <w:t xml:space="preserve"/>
+            </w:r>
+            <w:r>
+              <w:rPr>
+                <w:rFonts w:ascii="Arial" w:cs="Arial" w:eastAsia="Arial" w:hAnsi="Arial"/>
+                <w:b/>
+                <w:bCs/>
+                <w:i w:val="false"/>
+                <w:iCs w:val="false"/>
+                <w:color w:val="000000"/>
+                <w:sz w:val="20"/>
+                <w:szCs w:val="20"/>
+              </w:rPr>
+              <w:t xml:space="preserve">    Intermediate: </w:t>
+            </w:r>
+            <w:r>
+              <w:rPr>
+                <w:rFonts w:ascii="Arial" w:cs="Arial" w:eastAsia="Arial" w:hAnsi="Arial"/>
+                <w:b w:val="false"/>
+                <w:bCs w:val="false"/>
+                <w:i w:val="false"/>
+                <w:iCs w:val="false"/>
+                <w:color w:val="000000"/>
+                <w:sz w:val="20"/>
+                <w:szCs w:val="20"/>
+              </w:rPr>
+              <w:t xml:space="preserve">Implement a function that analyzes an array and recommends an algorithm.</w:t>
+            </w:r>
+            <w:r>
+              <w:rPr>
+                <w:rFonts w:ascii="Arial" w:cs="Arial" w:eastAsia="Arial" w:hAnsi="Arial"/>
+                <w:sz w:val="20"/>
+                <w:szCs w:val="20"/>
+              </w:rPr>
+              <w:br/>
+              <w:t xml:space="preserve"/>
+            </w:r>
+            <w:r>
+              <w:rPr>
+                <w:rFonts w:ascii="Arial" w:cs="Arial" w:eastAsia="Arial" w:hAnsi="Arial"/>
+                <w:b/>
+                <w:bCs/>
+                <w:i w:val="false"/>
+                <w:iCs w:val="false"/>
+                <w:color w:val="000000"/>
+                <w:sz w:val="20"/>
+                <w:szCs w:val="20"/>
+              </w:rPr>
+              <w:t xml:space="preserve">    Challenge: </w:t>
+            </w:r>
+            <w:r>
+              <w:rPr>
+                <w:rFonts w:ascii="Arial" w:cs="Arial" w:eastAsia="Arial" w:hAnsi="Arial"/>
+                <w:b w:val="false"/>
+                <w:bCs w:val="false"/>
+                <w:i w:val="false"/>
+                <w:iCs w:val="false"/>
+                <w:color w:val="000000"/>
+                <w:sz w:val="20"/>
+                <w:szCs w:val="20"/>
+              </w:rPr>
+              <w:t xml:space="preserve">Design a hybrid sorting system that uses different algorithms based on subarray size and sortedness.</w:t>
             </w:r>
             <w:r>
               <w:rPr>
@@ -4603,6 +4686,94 @@
       <w:pPr>
         <w:spacing w:after="160"/>
       </w:pPr>
+    </w:p>
+    <w:p>
+      <w:pPr>
+        <w:pBdr>
+          <w:bottom w:val="single" w:color="1B7A4A" w:sz="4" w:space="4"/>
+        </w:pBdr>
+        <w:spacing w:after="100" w:before="120"/>
+      </w:pPr>
+      <w:r>
+        <w:rPr>
+          <w:rFonts w:ascii="Arial" w:cs="Arial" w:eastAsia="Arial" w:hAnsi="Arial"/>
+          <w:b/>
+          <w:bCs/>
+          <w:color w:val="1B7A4A"/>
+          <w:sz w:val="24"/>
+          <w:szCs w:val="24"/>
+        </w:rPr>
+        <w:t xml:space="preserve">Practice Problems</w:t>
+      </w:r>
+    </w:p>
+    <w:p>
+      <w:pPr>
+        <w:spacing w:after="80"/>
+      </w:pPr>
+      <w:r>
+        <w:rPr>
+          <w:rFonts w:ascii="Arial" w:cs="Arial" w:eastAsia="Arial" w:hAnsi="Arial"/>
+          <w:b/>
+          <w:bCs/>
+          <w:sz w:val="20"/>
+          <w:szCs w:val="20"/>
+        </w:rPr>
+        <w:t xml:space="preserve">Problem 1: </w:t>
+      </w:r>
+      <w:r>
+        <w:rPr>
+          <w:rFonts w:ascii="Arial" w:cs="Arial" w:eastAsia="Arial" w:hAnsi="Arial"/>
+          <w:sz w:val="20"/>
+          <w:szCs w:val="20"/>
+        </w:rPr>
+        <w:t xml:space="preserve">Beginner:  Given array characteristics, choose the best algorithm and explain why.</w:t>
+      </w:r>
+    </w:p>
+    <w:p>
+      <w:pPr>
+        <w:spacing w:after="80"/>
+      </w:pPr>
+      <w:r>
+        <w:rPr>
+          <w:rFonts w:ascii="Arial" w:cs="Arial" w:eastAsia="Arial" w:hAnsi="Arial"/>
+          <w:b/>
+          <w:bCs/>
+          <w:sz w:val="20"/>
+          <w:szCs w:val="20"/>
+        </w:rPr>
+        <w:t xml:space="preserve">Problem 2: </w:t>
+      </w:r>
+      <w:r>
+        <w:rPr>
+          <w:rFonts w:ascii="Arial" w:cs="Arial" w:eastAsia="Arial" w:hAnsi="Arial"/>
+          <w:sz w:val="20"/>
+          <w:szCs w:val="20"/>
+        </w:rPr>
+        <w:t xml:space="preserve">Intermediate:  Implement a function that analyzes an array and recommends an algorithm.</w:t>
+      </w:r>
+    </w:p>
+    <w:p>
+      <w:pPr>
+        <w:spacing w:after="80"/>
+      </w:pPr>
+      <w:r>
+        <w:rPr>
+          <w:rFonts w:ascii="Arial" w:cs="Arial" w:eastAsia="Arial" w:hAnsi="Arial"/>
+          <w:b/>
+          <w:bCs/>
+          <w:sz w:val="20"/>
+          <w:szCs w:val="20"/>
+        </w:rPr>
+        <w:t xml:space="preserve">Problem 3: </w:t>
+      </w:r>
+      <w:r>
+        <w:rPr>
+          <w:rFonts w:ascii="Arial" w:cs="Arial" w:eastAsia="Arial" w:hAnsi="Arial"/>
+          <w:sz w:val="20"/>
+          <w:szCs w:val="20"/>
+        </w:rPr>
+        <w:t xml:space="preserve">Challenge:  Design a hybrid sorting system that uses different algorithms based on subarray size and sortedness.</w:t>
+      </w:r>
     </w:p>
     <w:p>
       <w:pPr>
